--- a/tvt3_v2/public/templates/PHU_LUC_GIAM_GIA_MAT_BANG.docx
+++ b/tvt3_v2/public/templates/PHU_LUC_GIAM_GIA_MAT_BANG.docx
@@ -3139,7 +3139,7 @@
           <w:rFonts w:ascii="Times New Roman" w:hAnsi="Times New Roman"/>
           <w:szCs w:val="26"/>
         </w:rPr>
-        <w:t xml:space="preserve">           (Căn cứ giấy ủy quyền số 08/UQ-MBF.ĐNa ký ngày 22/01/2026)</w:t>
+        <w:t xml:space="preserve">           (Căn cứ giấy ủy quyền số 21/UQ-MBF.ĐNa ký ngày 19/06/2026)</w:t>
       </w:r>
     </w:p>
     <w:p>

--- a/tvt3_v2/public/templates/PHU_LUC_GIAM_GIA_MAT_BANG.docx
+++ b/tvt3_v2/public/templates/PHU_LUC_GIAM_GIA_MAT_BANG.docx
@@ -1,6 +1,6 @@
 
 <file path=word/document.xml><?xml version="1.0" encoding="utf-8"?>
-<w:document xmlns:wpc="http://schemas.microsoft.com/office/word/2010/wordprocessingCanvas" xmlns:cx="http://schemas.microsoft.com/office/drawing/2014/chartex" xmlns:cx1="http://schemas.microsoft.com/office/drawing/2015/9/8/chartex" xmlns:cx2="http://schemas.microsoft.com/office/drawing/2015/10/21/chartex" xmlns:cx3="http://schemas.microsoft.com/office/drawing/2016/5/9/chartex" xmlns:cx4="http://schemas.microsoft.com/office/drawing/2016/5/10/chartex" xmlns:cx5="http://schemas.microsoft.com/office/drawing/2016/5/11/chartex" xmlns:cx6="http://schemas.microsoft.com/office/drawing/2016/5/12/chartex" xmlns:cx7="http://schemas.microsoft.com/office/drawing/2016/5/13/chartex" xmlns:cx8="http://schemas.microsoft.com/office/drawing/2016/5/14/chartex" xmlns:mc="http://schemas.openxmlformats.org/markup-compatibility/2006" xmlns:aink="http://schemas.microsoft.com/office/drawing/2016/ink" xmlns:am3d="http://schemas.microsoft.com/office/drawing/2017/model3d" xmlns:o="urn:schemas-microsoft-com:office:office" xmlns:oel="http://schemas.microsoft.com/office/2019/extlst" xmlns:r="http://schemas.openxmlformats.org/officeDocument/2006/relationships" xmlns:m="http://schemas.openxmlformats.org/officeDocument/2006/math" xmlns:v="urn:schemas-microsoft-com:vml" xmlns:wp14="http://schemas.microsoft.com/office/word/2010/wordprocessingDrawing" xmlns:wp="http://schemas.openxmlformats.org/drawingml/2006/wordprocessingDrawing" xmlns:w10="urn:schemas-microsoft-com:office:word" xmlns:w="http://schemas.openxmlformats.org/wordprocessingml/2006/main" xmlns:w14="http://schemas.microsoft.com/office/word/2010/wordml" xmlns:w15="http://schemas.microsoft.com/office/word/2012/wordml" xmlns:w16cex="http://schemas.microsoft.com/office/word/2018/wordml/cex" xmlns:w16cid="http://schemas.microsoft.com/office/word/2016/wordml/cid" xmlns:w16="http://schemas.microsoft.com/office/word/2018/wordml" xmlns:w16du="http://schemas.microsoft.com/office/word/2023/wordml/word16du" xmlns:w16sdtdh="http://schemas.microsoft.com/office/word/2020/wordml/sdtdatahash" xmlns:w16sdtfl="http://schemas.microsoft.com/office/word/2024/wordml/sdtformatlock" xmlns:w16se="http://schemas.microsoft.com/office/word/2015/wordml/symex" xmlns:wpg="http://schemas.microsoft.com/office/word/2010/wordprocessingGroup" xmlns:wpi="http://schemas.microsoft.com/office/word/2010/wordprocessingInk" xmlns:wne="http://schemas.microsoft.com/office/word/2006/wordml" xmlns:wps="http://schemas.microsoft.com/office/word/2010/wordprocessingShape" mc:Ignorable="w14 w15 w16se w16cid w16 w16cex w16sdtdh w16sdtfl w16du wp14">
+<w:document xmlns:a="http://schemas.openxmlformats.org/drawingml/2006/main" xmlns:wpc="http://schemas.microsoft.com/office/word/2010/wordprocessingCanvas" xmlns:cx="http://schemas.microsoft.com/office/drawing/2014/chartex" xmlns:cx1="http://schemas.microsoft.com/office/drawing/2015/9/8/chartex" xmlns:cx2="http://schemas.microsoft.com/office/drawing/2015/10/21/chartex" xmlns:cx3="http://schemas.microsoft.com/office/drawing/2016/5/9/chartex" xmlns:cx4="http://schemas.microsoft.com/office/drawing/2016/5/10/chartex" xmlns:cx5="http://schemas.microsoft.com/office/drawing/2016/5/11/chartex" xmlns:cx6="http://schemas.microsoft.com/office/drawing/2016/5/12/chartex" xmlns:cx7="http://schemas.microsoft.com/office/drawing/2016/5/13/chartex" xmlns:cx8="http://schemas.microsoft.com/office/drawing/2016/5/14/chartex" xmlns:mc="http://schemas.openxmlformats.org/markup-compatibility/2006" xmlns:aink="http://schemas.microsoft.com/office/drawing/2016/ink" xmlns:am3d="http://schemas.microsoft.com/office/drawing/2017/model3d" xmlns:o="urn:schemas-microsoft-com:office:office" xmlns:oel="http://schemas.microsoft.com/office/2019/extlst" xmlns:r="http://schemas.openxmlformats.org/officeDocument/2006/relationships" xmlns:m="http://schemas.openxmlformats.org/officeDocument/2006/math" xmlns:v="urn:schemas-microsoft-com:vml" xmlns:wp14="http://schemas.microsoft.com/office/word/2010/wordprocessingDrawing" xmlns:wp="http://schemas.openxmlformats.org/drawingml/2006/wordprocessingDrawing" xmlns:w10="urn:schemas-microsoft-com:office:word" xmlns:w="http://schemas.openxmlformats.org/wordprocessingml/2006/main" xmlns:w14="http://schemas.microsoft.com/office/word/2010/wordml" xmlns:w15="http://schemas.microsoft.com/office/word/2012/wordml" xmlns:w16cex="http://schemas.microsoft.com/office/word/2018/wordml/cex" xmlns:w16cid="http://schemas.microsoft.com/office/word/2016/wordml/cid" xmlns:w16="http://schemas.microsoft.com/office/word/2018/wordml" xmlns:w16du="http://schemas.microsoft.com/office/word/2023/wordml/word16du" xmlns:w16sdtdh="http://schemas.microsoft.com/office/word/2020/wordml/sdtdatahash" xmlns:w16sdtfl="http://schemas.microsoft.com/office/word/2024/wordml/sdtformatlock" xmlns:w16se="http://schemas.microsoft.com/office/word/2015/wordml/symex" xmlns:wpg="http://schemas.microsoft.com/office/word/2010/wordprocessingGroup" xmlns:wpi="http://schemas.microsoft.com/office/word/2010/wordprocessingInk" xmlns:wne="http://schemas.microsoft.com/office/word/2006/wordml" xmlns:wps="http://schemas.microsoft.com/office/word/2010/wordprocessingShape" mc:Ignorable="w14 w15 w16se w16cid w16 w16cex w16sdtdh w16sdtfl w16du wp14">
   <w:body>
     <w:tbl>
       <w:tblPr>
@@ -127,7 +127,7 @@
               <mc:AlternateContent>
                 <mc:Choice Requires="wps">
                   <w:drawing>
-                    <wp:anchor distT="0" distB="0" distL="114300" distR="114300" simplePos="0" relativeHeight="251661312" behindDoc="0" locked="0" layoutInCell="1" allowOverlap="1" wp14:anchorId="2C7B7B5E" wp14:editId="1838A236">
+                    <wp:anchor distT="0" distB="0" distL="114300" distR="114300" simplePos="0" relativeHeight="251661312" behindDoc="0" locked="0" layoutInCell="1" allowOverlap="1" wp14:editId="1838A236" wp14:anchorId="2C7B7B5E">
                       <wp:simplePos x="0" y="0"/>
                       <wp:positionH relativeFrom="column">
                         <wp:posOffset>652780</wp:posOffset>
@@ -181,7 +181,7 @@
                 </mc:Choice>
                 <mc:Fallback>
                   <w:pict>
-                    <v:line w14:anchorId="1B35A85B" id="Straight Connector 2000649774" o:spid="_x0000_s1026" style="position:absolute;flip:x;z-index:251661312;visibility:visible;mso-wrap-style:square;mso-wrap-distance-left:9pt;mso-wrap-distance-top:0;mso-wrap-distance-right:9pt;mso-wrap-distance-bottom:0;mso-position-horizontal:absolute;mso-position-horizontal-relative:text;mso-position-vertical:absolute;mso-position-vertical-relative:text" from="51.4pt,3.8pt" to="174.3pt,3.8pt" o:gfxdata="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" strokecolor="black [3213]" strokeweight=".5pt">
+                    <v:line id="Straight Connector 2000649774" style="position:absolute;flip:x;z-index:251661312;visibility:visible;mso-wrap-style:square;mso-wrap-distance-left:9pt;mso-wrap-distance-top:0;mso-wrap-distance-right:9pt;mso-wrap-distance-bottom:0;mso-position-horizontal:absolute;mso-position-horizontal-relative:text;mso-position-vertical:absolute;mso-position-vertical-relative:text" o:spid="_x0000_s1026" strokecolor="black [3213]" strokeweight=".5pt" o:gfxdata="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" from="51.4pt,3.8pt" to="174.3pt,3.8pt" w14:anchorId="1B35A85B">
                       <v:stroke joinstyle="miter"/>
                     </v:line>
                   </w:pict>
@@ -213,7 +213,7 @@
               <mc:AlternateContent>
                 <mc:Choice Requires="wps">
                   <w:drawing>
-                    <wp:anchor distT="0" distB="0" distL="114300" distR="114300" simplePos="0" relativeHeight="251660288" behindDoc="0" locked="0" layoutInCell="1" allowOverlap="1" wp14:anchorId="4FB3BC05" wp14:editId="3D40F3D1">
+                    <wp:anchor distT="0" distB="0" distL="114300" distR="114300" simplePos="0" relativeHeight="251660288" behindDoc="0" locked="0" layoutInCell="1" allowOverlap="1" wp14:editId="3D40F3D1" wp14:anchorId="4FB3BC05">
                       <wp:simplePos x="0" y="0"/>
                       <wp:positionH relativeFrom="column">
                         <wp:posOffset>848360</wp:posOffset>
@@ -273,7 +273,7 @@
                 </mc:Choice>
                 <mc:Fallback>
                   <w:pict>
-                    <v:line w14:anchorId="5A9A1170" id="Straight Connector 1463436238" o:spid="_x0000_s1026" style="position:absolute;flip:y;z-index:251660288;visibility:visible;mso-wrap-style:square;mso-width-percent:0;mso-height-percent:0;mso-wrap-distance-left:9pt;mso-wrap-distance-top:0;mso-wrap-distance-right:9pt;mso-wrap-distance-bottom:0;mso-position-horizontal:absolute;mso-position-horizontal-relative:text;mso-position-vertical:absolute;mso-position-vertical-relative:text;mso-width-percent:0;mso-height-percent:0;mso-width-relative:margin;mso-height-relative:margin" from="66.8pt,5.25pt" to="223.7pt,5.25pt" o:gfxdata="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" strokecolor="black [3213]" strokeweight=".5pt">
+                    <v:line id="Straight Connector 1463436238" style="position:absolute;flip:y;z-index:251660288;visibility:visible;mso-wrap-style:square;mso-width-percent:0;mso-height-percent:0;mso-wrap-distance-left:9pt;mso-wrap-distance-top:0;mso-wrap-distance-right:9pt;mso-wrap-distance-bottom:0;mso-position-horizontal:absolute;mso-position-horizontal-relative:text;mso-position-vertical:absolute;mso-position-vertical-relative:text;mso-width-percent:0;mso-height-percent:0;mso-width-relative:margin;mso-height-relative:margin" o:spid="_x0000_s1026" strokecolor="black [3213]" strokeweight=".5pt" o:gfxdata="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" from="66.8pt,5.25pt" to="223.7pt,5.25pt" w14:anchorId="5A9A1170">
                       <v:stroke joinstyle="miter"/>
                     </v:line>
                   </w:pict>
@@ -329,7 +329,7 @@
                 <w:i/>
                 <w:szCs w:val="28"/>
               </w:rPr>
-              <w:t xml:space="preserve">Đồng Nai, ngày  </w:t>
+              <w:t xml:space="preserve">Đồng Nai, ngày </w:t>
             </w:r>
             <w:r>
               <w:rPr>
@@ -346,7 +346,7 @@
                 <w:i/>
                 <w:szCs w:val="28"/>
               </w:rPr>
-              <w:t xml:space="preserve">  tháng</w:t>
+              <w:t xml:space="preserve"> tháng</w:t>
             </w:r>
             <w:r>
               <w:rPr>
@@ -363,7 +363,7 @@
                 <w:i/>
                 <w:szCs w:val="28"/>
               </w:rPr>
-              <w:t xml:space="preserve">    năm 2026</w:t>
+              <w:t xml:space="preserve">  năm 2026</w:t>
             </w:r>
           </w:p>
         </w:tc>
@@ -474,88 +474,6 @@
       </w:pPr>
       <w:r>
         <w:rPr>
-          <w:rFonts w:ascii="Times New Roman" w:hAnsi="Times New Roman"/>
-          <w:b/>
-          <w:bCs/>
-          <w:noProof/>
-          <w:szCs w:val="25"/>
-        </w:rPr>
-        <w:drawing>
-          <wp:anchor distT="0" distB="0" distL="114300" distR="114300" simplePos="0" relativeHeight="251659264" behindDoc="1" locked="0" layoutInCell="1" allowOverlap="1" wp14:anchorId="7FD67742" wp14:editId="61AA131D">
-            <wp:simplePos x="0" y="0"/>
-            <wp:positionH relativeFrom="margin">
-              <wp:align>center</wp:align>
-            </wp:positionH>
-            <wp:positionV relativeFrom="paragraph">
-              <wp:posOffset>97790</wp:posOffset>
-            </wp:positionV>
-            <wp:extent cx="2108200" cy="19050"/>
-            <wp:effectExtent l="0" t="0" r="6350" b="0"/>
-            <wp:wrapTight wrapText="bothSides">
-              <wp:wrapPolygon edited="0">
-                <wp:start x="0" y="0"/>
-                <wp:lineTo x="0" y="0"/>
-                <wp:lineTo x="21470" y="0"/>
-                <wp:lineTo x="21470" y="0"/>
-                <wp:lineTo x="0" y="0"/>
-              </wp:wrapPolygon>
-            </wp:wrapTight>
-            <wp:docPr id="384057371" name="Picture 1"/>
-            <wp:cNvGraphicFramePr>
-              <a:graphicFrameLocks xmlns:a="http://schemas.openxmlformats.org/drawingml/2006/main" noChangeAspect="1"/>
-            </wp:cNvGraphicFramePr>
-            <a:graphic xmlns:a="http://schemas.openxmlformats.org/drawingml/2006/main">
-              <a:graphicData uri="http://schemas.openxmlformats.org/drawingml/2006/picture">
-                <pic:pic xmlns:pic="http://schemas.openxmlformats.org/drawingml/2006/picture">
-                  <pic:nvPicPr>
-                    <pic:cNvPr id="0" name="Picture 2"/>
-                    <pic:cNvPicPr>
-                      <a:picLocks noChangeAspect="1" noChangeArrowheads="1"/>
-                    </pic:cNvPicPr>
-                  </pic:nvPicPr>
-                  <pic:blipFill>
-                    <a:blip r:embed="rId5">
-                      <a:extLst>
-                        <a:ext uri="{28A0092B-C50C-407E-A947-70E740481C1C}">
-                          <a14:useLocalDpi xmlns:a14="http://schemas.microsoft.com/office/drawing/2010/main" val="0"/>
-                        </a:ext>
-                      </a:extLst>
-                    </a:blip>
-                    <a:srcRect/>
-                    <a:stretch>
-                      <a:fillRect/>
-                    </a:stretch>
-                  </pic:blipFill>
-                  <pic:spPr bwMode="auto">
-                    <a:xfrm>
-                      <a:off x="0" y="0"/>
-                      <a:ext cx="2108200" cy="19050"/>
-                    </a:xfrm>
-                    <a:prstGeom prst="rect">
-                      <a:avLst/>
-                    </a:prstGeom>
-                    <a:noFill/>
-                    <a:ln>
-                      <a:noFill/>
-                    </a:ln>
-                  </pic:spPr>
-                </pic:pic>
-              </a:graphicData>
-            </a:graphic>
-          </wp:anchor>
-        </w:drawing>
-      </w:r>
-    </w:p>
-    <w:p>
-      <w:pPr>
-        <w:spacing w:before="120" w:line="360" w:lineRule="exact"/>
-        <w:jc w:val="center"/>
-        <w:rPr>
-          <w:rFonts w:ascii="Times New Roman" w:hAnsi="Times New Roman"/>
-        </w:rPr>
-      </w:pPr>
-      <w:r>
-        <w:rPr>
           <w:rStyle w:val="Emphasis"/>
           <w:rFonts w:ascii="Times New Roman" w:hAnsi="Times New Roman"/>
           <w:i w:val="0"/>
@@ -585,10 +503,10 @@
     <w:p>
       <w:pPr>
         <w:pBdr>
-          <w:top w:val="single" w:sz="4" w:space="1" w:color="auto"/>
-          <w:left w:val="single" w:sz="4" w:space="4" w:color="auto"/>
-          <w:bottom w:val="single" w:sz="4" w:space="0" w:color="auto"/>
-          <w:right w:val="single" w:sz="4" w:space="0" w:color="auto"/>
+          <w:top w:val="single" w:color="auto" w:sz="4" w:space="1"/>
+          <w:left w:val="single" w:color="auto" w:sz="4" w:space="4"/>
+          <w:bottom w:val="single" w:color="auto" w:sz="4" w:space="0"/>
+          <w:right w:val="single" w:color="auto" w:sz="4" w:space="0"/>
         </w:pBdr>
         <w:spacing w:before="120" w:line="360" w:lineRule="exact"/>
         <w:jc w:val="center"/>
@@ -603,101 +521,6 @@
           <w:szCs w:val="26"/>
         </w:rPr>
         <w:t>Ý kiến chỉ đạo của Lãnh đạo MobiFone Đồng Nai</w:t>
-      </w:r>
-    </w:p>
-    <w:p>
-      <w:pPr>
-        <w:pBdr>
-          <w:top w:val="single" w:sz="4" w:space="1" w:color="auto"/>
-          <w:left w:val="single" w:sz="4" w:space="4" w:color="auto"/>
-          <w:bottom w:val="single" w:sz="4" w:space="0" w:color="auto"/>
-          <w:right w:val="single" w:sz="4" w:space="0" w:color="auto"/>
-        </w:pBdr>
-        <w:spacing w:before="120" w:line="360" w:lineRule="exact"/>
-        <w:jc w:val="center"/>
-        <w:rPr>
-          <w:rFonts w:ascii="Times New Roman" w:hAnsi="Times New Roman"/>
-        </w:rPr>
-      </w:pPr>
-      <w:r>
-        <w:rPr>
-          <w:rFonts w:ascii="Times New Roman" w:hAnsi="Times New Roman"/>
-        </w:rPr>
-        <w:t> </w:t>
-      </w:r>
-    </w:p>
-    <w:p>
-      <w:pPr>
-        <w:pBdr>
-          <w:top w:val="single" w:sz="4" w:space="1" w:color="auto"/>
-          <w:left w:val="single" w:sz="4" w:space="4" w:color="auto"/>
-          <w:bottom w:val="single" w:sz="4" w:space="0" w:color="auto"/>
-          <w:right w:val="single" w:sz="4" w:space="0" w:color="auto"/>
-        </w:pBdr>
-        <w:spacing w:before="120" w:line="360" w:lineRule="exact"/>
-        <w:jc w:val="center"/>
-        <w:rPr>
-          <w:rFonts w:ascii="Times New Roman" w:hAnsi="Times New Roman"/>
-        </w:rPr>
-      </w:pPr>
-      <w:r>
-        <w:rPr>
-          <w:rFonts w:ascii="Times New Roman" w:hAnsi="Times New Roman"/>
-          <w:szCs w:val="28"/>
-          <w:lang w:val="sv-SE"/>
-        </w:rPr>
-        <w:t> </w:t>
-      </w:r>
-    </w:p>
-    <w:p>
-      <w:pPr>
-        <w:pBdr>
-          <w:top w:val="single" w:sz="4" w:space="1" w:color="auto"/>
-          <w:left w:val="single" w:sz="4" w:space="4" w:color="auto"/>
-          <w:bottom w:val="single" w:sz="4" w:space="0" w:color="auto"/>
-          <w:right w:val="single" w:sz="4" w:space="0" w:color="auto"/>
-        </w:pBdr>
-        <w:spacing w:before="120" w:line="360" w:lineRule="exact"/>
-        <w:jc w:val="center"/>
-        <w:rPr>
-          <w:rFonts w:ascii="Times New Roman" w:hAnsi="Times New Roman"/>
-        </w:rPr>
-      </w:pPr>
-    </w:p>
-    <w:p>
-      <w:pPr>
-        <w:pBdr>
-          <w:top w:val="single" w:sz="4" w:space="1" w:color="auto"/>
-          <w:left w:val="single" w:sz="4" w:space="4" w:color="auto"/>
-          <w:bottom w:val="single" w:sz="4" w:space="0" w:color="auto"/>
-          <w:right w:val="single" w:sz="4" w:space="0" w:color="auto"/>
-        </w:pBdr>
-        <w:spacing w:before="120" w:line="360" w:lineRule="exact"/>
-        <w:jc w:val="center"/>
-        <w:rPr>
-          <w:rFonts w:ascii="Times New Roman" w:hAnsi="Times New Roman"/>
-        </w:rPr>
-      </w:pPr>
-    </w:p>
-    <w:p>
-      <w:pPr>
-        <w:pBdr>
-          <w:top w:val="single" w:sz="4" w:space="1" w:color="auto"/>
-          <w:left w:val="single" w:sz="4" w:space="4" w:color="auto"/>
-          <w:bottom w:val="single" w:sz="4" w:space="0" w:color="auto"/>
-          <w:right w:val="single" w:sz="4" w:space="0" w:color="auto"/>
-        </w:pBdr>
-        <w:spacing w:before="120" w:line="360" w:lineRule="exact"/>
-        <w:jc w:val="center"/>
-        <w:rPr>
-          <w:rFonts w:ascii="Times New Roman" w:hAnsi="Times New Roman"/>
-        </w:rPr>
-      </w:pPr>
-      <w:r>
-        <w:rPr>
-          <w:rFonts w:ascii="Times New Roman" w:hAnsi="Times New Roman"/>
-        </w:rPr>
-        <w:t> </w:t>
       </w:r>
     </w:p>
     <w:p>
@@ -971,10 +794,10 @@
           <w:tcPr>
             <w:tcW w:w="1160" w:type="dxa"/>
             <w:tcBorders>
-              <w:top w:val="single" w:sz="4" w:space="0" w:color="auto"/>
-              <w:left w:val="single" w:sz="4" w:space="0" w:color="auto"/>
-              <w:bottom w:val="single" w:sz="4" w:space="0" w:color="auto"/>
-              <w:right w:val="single" w:sz="4" w:space="0" w:color="auto"/>
+              <w:top w:val="single" w:color="auto" w:sz="4" w:space="0"/>
+              <w:left w:val="single" w:color="auto" w:sz="4" w:space="0"/>
+              <w:bottom w:val="single" w:color="auto" w:sz="4" w:space="0"/>
+              <w:right w:val="single" w:color="auto" w:sz="4" w:space="0"/>
             </w:tcBorders>
             <w:vAlign w:val="center"/>
             <w:hideMark/>
@@ -1059,10 +882,10 @@
           <w:tcPr>
             <w:tcW w:w="2435" w:type="dxa"/>
             <w:tcBorders>
-              <w:top w:val="single" w:sz="4" w:space="0" w:color="auto"/>
-              <w:left w:val="single" w:sz="4" w:space="0" w:color="auto"/>
-              <w:bottom w:val="single" w:sz="4" w:space="0" w:color="auto"/>
-              <w:right w:val="single" w:sz="4" w:space="0" w:color="auto"/>
+              <w:top w:val="single" w:color="auto" w:sz="4" w:space="0"/>
+              <w:left w:val="single" w:color="auto" w:sz="4" w:space="0"/>
+              <w:bottom w:val="single" w:color="auto" w:sz="4" w:space="0"/>
+              <w:right w:val="single" w:color="auto" w:sz="4" w:space="0"/>
             </w:tcBorders>
             <w:vAlign w:val="center"/>
             <w:hideMark/>
@@ -1098,10 +921,10 @@
           <w:tcPr>
             <w:tcW w:w="2520" w:type="dxa"/>
             <w:tcBorders>
-              <w:top w:val="single" w:sz="4" w:space="0" w:color="auto"/>
-              <w:left w:val="single" w:sz="4" w:space="0" w:color="auto"/>
-              <w:bottom w:val="single" w:sz="4" w:space="0" w:color="auto"/>
-              <w:right w:val="single" w:sz="4" w:space="0" w:color="auto"/>
+              <w:top w:val="single" w:color="auto" w:sz="4" w:space="0"/>
+              <w:left w:val="single" w:color="auto" w:sz="4" w:space="0"/>
+              <w:bottom w:val="single" w:color="auto" w:sz="4" w:space="0"/>
+              <w:right w:val="single" w:color="auto" w:sz="4" w:space="0"/>
             </w:tcBorders>
             <w:vAlign w:val="center"/>
             <w:hideMark/>
@@ -1161,10 +984,10 @@
           <w:tcPr>
             <w:tcW w:w="1620" w:type="dxa"/>
             <w:tcBorders>
-              <w:top w:val="single" w:sz="4" w:space="0" w:color="auto"/>
-              <w:left w:val="single" w:sz="4" w:space="0" w:color="auto"/>
-              <w:bottom w:val="single" w:sz="4" w:space="0" w:color="auto"/>
-              <w:right w:val="single" w:sz="4" w:space="0" w:color="auto"/>
+              <w:top w:val="single" w:color="auto" w:sz="4" w:space="0"/>
+              <w:left w:val="single" w:color="auto" w:sz="4" w:space="0"/>
+              <w:bottom w:val="single" w:color="auto" w:sz="4" w:space="0"/>
+              <w:right w:val="single" w:color="auto" w:sz="4" w:space="0"/>
             </w:tcBorders>
             <w:vAlign w:val="center"/>
             <w:hideMark/>
@@ -1206,10 +1029,10 @@
           <w:tcPr>
             <w:tcW w:w="1160" w:type="dxa"/>
             <w:tcBorders>
-              <w:top w:val="single" w:sz="4" w:space="0" w:color="auto"/>
-              <w:left w:val="single" w:sz="8" w:space="0" w:color="auto"/>
-              <w:bottom w:val="single" w:sz="8" w:space="0" w:color="auto"/>
-              <w:right w:val="single" w:sz="8" w:space="0" w:color="auto"/>
+              <w:top w:val="single" w:color="auto" w:sz="4" w:space="0"/>
+              <w:left w:val="single" w:color="auto" w:sz="8" w:space="0"/>
+              <w:bottom w:val="single" w:color="auto" w:sz="8" w:space="0"/>
+              <w:right w:val="single" w:color="auto" w:sz="8" w:space="0"/>
             </w:tcBorders>
             <w:vAlign w:val="center"/>
             <w:hideMark/>
@@ -1241,10 +1064,10 @@
           <w:tcPr>
             <w:tcW w:w="2435" w:type="dxa"/>
             <w:tcBorders>
-              <w:top w:val="single" w:sz="4" w:space="0" w:color="auto"/>
+              <w:top w:val="single" w:color="auto" w:sz="4" w:space="0"/>
               <w:left w:val="nil"/>
-              <w:bottom w:val="single" w:sz="8" w:space="0" w:color="auto"/>
-              <w:right w:val="single" w:sz="8" w:space="0" w:color="auto"/>
+              <w:bottom w:val="single" w:color="auto" w:sz="8" w:space="0"/>
+              <w:right w:val="single" w:color="auto" w:sz="8" w:space="0"/>
             </w:tcBorders>
             <w:vAlign w:val="center"/>
             <w:hideMark/>
@@ -1274,10 +1097,10 @@
           <w:tcPr>
             <w:tcW w:w="2520" w:type="dxa"/>
             <w:tcBorders>
-              <w:top w:val="single" w:sz="4" w:space="0" w:color="auto"/>
+              <w:top w:val="single" w:color="auto" w:sz="4" w:space="0"/>
               <w:left w:val="nil"/>
-              <w:bottom w:val="single" w:sz="8" w:space="0" w:color="auto"/>
-              <w:right w:val="single" w:sz="8" w:space="0" w:color="auto"/>
+              <w:bottom w:val="single" w:color="auto" w:sz="8" w:space="0"/>
+              <w:right w:val="single" w:color="auto" w:sz="8" w:space="0"/>
             </w:tcBorders>
             <w:vAlign w:val="center"/>
             <w:hideMark/>
@@ -1307,10 +1130,10 @@
           <w:tcPr>
             <w:tcW w:w="1620" w:type="dxa"/>
             <w:tcBorders>
-              <w:top w:val="single" w:sz="4" w:space="0" w:color="auto"/>
+              <w:top w:val="single" w:color="auto" w:sz="4" w:space="0"/>
               <w:left w:val="nil"/>
-              <w:bottom w:val="single" w:sz="8" w:space="0" w:color="auto"/>
-              <w:right w:val="single" w:sz="8" w:space="0" w:color="auto"/>
+              <w:bottom w:val="single" w:color="auto" w:sz="8" w:space="0"/>
+              <w:right w:val="single" w:color="auto" w:sz="8" w:space="0"/>
             </w:tcBorders>
             <w:vAlign w:val="center"/>
             <w:hideMark/>
@@ -1347,9 +1170,9 @@
             <w:tcW w:w="1160" w:type="dxa"/>
             <w:tcBorders>
               <w:top w:val="nil"/>
-              <w:left w:val="single" w:sz="8" w:space="0" w:color="auto"/>
-              <w:bottom w:val="single" w:sz="8" w:space="0" w:color="auto"/>
-              <w:right w:val="single" w:sz="8" w:space="0" w:color="auto"/>
+              <w:left w:val="single" w:color="auto" w:sz="8" w:space="0"/>
+              <w:bottom w:val="single" w:color="auto" w:sz="8" w:space="0"/>
+              <w:right w:val="single" w:color="auto" w:sz="8" w:space="0"/>
             </w:tcBorders>
             <w:vAlign w:val="center"/>
             <w:hideMark/>
@@ -1380,8 +1203,8 @@
             <w:tcBorders>
               <w:top w:val="nil"/>
               <w:left w:val="nil"/>
-              <w:bottom w:val="single" w:sz="4" w:space="0" w:color="auto"/>
-              <w:right w:val="single" w:sz="8" w:space="0" w:color="auto"/>
+              <w:bottom w:val="single" w:color="auto" w:sz="4" w:space="0"/>
+              <w:right w:val="single" w:color="auto" w:sz="8" w:space="0"/>
             </w:tcBorders>
             <w:vAlign w:val="center"/>
             <w:hideMark/>
@@ -1414,8 +1237,8 @@
             <w:tcBorders>
               <w:top w:val="nil"/>
               <w:left w:val="nil"/>
-              <w:bottom w:val="single" w:sz="4" w:space="0" w:color="auto"/>
-              <w:right w:val="single" w:sz="8" w:space="0" w:color="auto"/>
+              <w:bottom w:val="single" w:color="auto" w:sz="4" w:space="0"/>
+              <w:right w:val="single" w:color="auto" w:sz="8" w:space="0"/>
             </w:tcBorders>
             <w:vAlign w:val="center"/>
             <w:hideMark/>
@@ -1446,8 +1269,8 @@
             <w:tcBorders>
               <w:top w:val="nil"/>
               <w:left w:val="nil"/>
-              <w:bottom w:val="single" w:sz="4" w:space="0" w:color="auto"/>
-              <w:right w:val="single" w:sz="8" w:space="0" w:color="auto"/>
+              <w:bottom w:val="single" w:color="auto" w:sz="4" w:space="0"/>
+              <w:right w:val="single" w:color="auto" w:sz="8" w:space="0"/>
             </w:tcBorders>
             <w:vAlign w:val="center"/>
             <w:hideMark/>
@@ -1483,9 +1306,9 @@
             <w:tcW w:w="1160" w:type="dxa"/>
             <w:tcBorders>
               <w:top w:val="nil"/>
-              <w:left w:val="single" w:sz="8" w:space="0" w:color="auto"/>
-              <w:bottom w:val="single" w:sz="8" w:space="0" w:color="auto"/>
-              <w:right w:val="single" w:sz="4" w:space="0" w:color="auto"/>
+              <w:left w:val="single" w:color="auto" w:sz="8" w:space="0"/>
+              <w:bottom w:val="single" w:color="auto" w:sz="8" w:space="0"/>
+              <w:right w:val="single" w:color="auto" w:sz="4" w:space="0"/>
             </w:tcBorders>
             <w:vAlign w:val="center"/>
             <w:hideMark/>
@@ -1521,10 +1344,10 @@
           <w:tcPr>
             <w:tcW w:w="2435" w:type="dxa"/>
             <w:tcBorders>
-              <w:top w:val="single" w:sz="4" w:space="0" w:color="auto"/>
-              <w:left w:val="single" w:sz="4" w:space="0" w:color="auto"/>
-              <w:bottom w:val="single" w:sz="4" w:space="0" w:color="auto"/>
-              <w:right w:val="single" w:sz="4" w:space="0" w:color="auto"/>
+              <w:top w:val="single" w:color="auto" w:sz="4" w:space="0"/>
+              <w:left w:val="single" w:color="auto" w:sz="4" w:space="0"/>
+              <w:bottom w:val="single" w:color="auto" w:sz="4" w:space="0"/>
+              <w:right w:val="single" w:color="auto" w:sz="4" w:space="0"/>
             </w:tcBorders>
             <w:vAlign w:val="center"/>
             <w:hideMark/>
@@ -1554,10 +1377,10 @@
           <w:tcPr>
             <w:tcW w:w="2520" w:type="dxa"/>
             <w:tcBorders>
-              <w:top w:val="single" w:sz="4" w:space="0" w:color="auto"/>
-              <w:left w:val="single" w:sz="4" w:space="0" w:color="auto"/>
-              <w:bottom w:val="single" w:sz="4" w:space="0" w:color="auto"/>
-              <w:right w:val="single" w:sz="4" w:space="0" w:color="auto"/>
+              <w:top w:val="single" w:color="auto" w:sz="4" w:space="0"/>
+              <w:left w:val="single" w:color="auto" w:sz="4" w:space="0"/>
+              <w:bottom w:val="single" w:color="auto" w:sz="4" w:space="0"/>
+              <w:right w:val="single" w:color="auto" w:sz="4" w:space="0"/>
             </w:tcBorders>
             <w:vAlign w:val="center"/>
             <w:hideMark/>
@@ -1587,10 +1410,10 @@
           <w:tcPr>
             <w:tcW w:w="1620" w:type="dxa"/>
             <w:tcBorders>
-              <w:top w:val="single" w:sz="4" w:space="0" w:color="auto"/>
-              <w:left w:val="single" w:sz="4" w:space="0" w:color="auto"/>
-              <w:bottom w:val="single" w:sz="4" w:space="0" w:color="auto"/>
-              <w:right w:val="single" w:sz="4" w:space="0" w:color="auto"/>
+              <w:top w:val="single" w:color="auto" w:sz="4" w:space="0"/>
+              <w:left w:val="single" w:color="auto" w:sz="4" w:space="0"/>
+              <w:bottom w:val="single" w:color="auto" w:sz="4" w:space="0"/>
+              <w:right w:val="single" w:color="auto" w:sz="4" w:space="0"/>
             </w:tcBorders>
             <w:vAlign w:val="center"/>
             <w:hideMark/>
@@ -1618,18 +1441,6 @@
         </w:tc>
       </w:tr>
     </w:tbl>
-    <w:p>
-      <w:pPr>
-        <w:spacing w:before="120" w:line="360" w:lineRule="exact"/>
-        <w:ind w:firstLine="720"/>
-        <w:jc w:val="both"/>
-        <w:rPr>
-          <w:rFonts w:ascii="Times New Roman" w:hAnsi="Times New Roman"/>
-          <w:sz w:val="28"/>
-          <w:szCs w:val="28"/>
-        </w:rPr>
-      </w:pPr>
-    </w:p>
     <w:p>
       <w:pPr>
         <w:pStyle w:val="ListParagraph"/>
@@ -1705,30 +1516,6 @@
           <w:lang w:val="vi-VN"/>
         </w:rPr>
         <w:t>Viễn thông có cơ sở thực hiện./.</w:t>
-      </w:r>
-    </w:p>
-    <w:p>
-      <w:pPr>
-        <w:tabs>
-          <w:tab w:val="left" w:pos="426"/>
-          <w:tab w:val="left" w:pos="810"/>
-          <w:tab w:val="left" w:pos="3240"/>
-        </w:tabs>
-        <w:spacing w:before="120" w:line="360" w:lineRule="exact"/>
-        <w:ind w:left="540" w:firstLine="720"/>
-        <w:jc w:val="both"/>
-        <w:rPr>
-          <w:rFonts w:ascii="Times New Roman" w:hAnsi="Times New Roman"/>
-          <w:sz w:val="28"/>
-          <w:szCs w:val="28"/>
-        </w:rPr>
-      </w:pPr>
-      <w:r>
-        <w:rPr>
-          <w:rFonts w:ascii="Times New Roman" w:hAnsi="Times New Roman"/>
-          <w:szCs w:val="28"/>
-        </w:rPr>
-        <w:t> </w:t>
       </w:r>
     </w:p>
     <w:tbl>
@@ -2000,7 +1787,7 @@
                 <w:rFonts w:ascii="Times New Roman" w:hAnsi="Times New Roman"/>
                 <w:szCs w:val="28"/>
               </w:rPr>
-              <w:t xml:space="preserve">    </w:t>
+              <w:t xml:space="preserve"> </w:t>
             </w:r>
           </w:p>
         </w:tc>
@@ -2057,108 +1844,6 @@
         </w:tc>
       </w:tr>
     </w:tbl>
-    <w:p>
-      <w:pPr>
-        <w:tabs>
-          <w:tab w:val="left" w:pos="426"/>
-          <w:tab w:val="left" w:pos="810"/>
-          <w:tab w:val="left" w:pos="3240"/>
-        </w:tabs>
-        <w:spacing w:before="120" w:line="360" w:lineRule="exact"/>
-        <w:ind w:left="540" w:firstLine="720"/>
-        <w:jc w:val="both"/>
-        <w:rPr>
-          <w:rFonts w:ascii="Times New Roman" w:hAnsi="Times New Roman"/>
-          <w:sz w:val="28"/>
-          <w:szCs w:val="28"/>
-        </w:rPr>
-      </w:pPr>
-    </w:p>
-    <w:p>
-      <w:pPr>
-        <w:tabs>
-          <w:tab w:val="left" w:pos="426"/>
-          <w:tab w:val="left" w:pos="810"/>
-          <w:tab w:val="left" w:pos="3240"/>
-        </w:tabs>
-        <w:spacing w:before="120" w:line="360" w:lineRule="exact"/>
-        <w:ind w:left="540" w:firstLine="720"/>
-        <w:jc w:val="both"/>
-        <w:rPr>
-          <w:rFonts w:ascii="Times New Roman" w:hAnsi="Times New Roman"/>
-          <w:sz w:val="28"/>
-          <w:szCs w:val="28"/>
-        </w:rPr>
-      </w:pPr>
-    </w:p>
-    <w:p>
-      <w:pPr>
-        <w:tabs>
-          <w:tab w:val="left" w:pos="426"/>
-          <w:tab w:val="left" w:pos="810"/>
-          <w:tab w:val="left" w:pos="3240"/>
-        </w:tabs>
-        <w:spacing w:before="120" w:line="360" w:lineRule="exact"/>
-        <w:ind w:left="540" w:firstLine="720"/>
-        <w:jc w:val="both"/>
-        <w:rPr>
-          <w:rFonts w:ascii="Times New Roman" w:hAnsi="Times New Roman"/>
-          <w:sz w:val="28"/>
-          <w:szCs w:val="28"/>
-        </w:rPr>
-      </w:pPr>
-    </w:p>
-    <w:p>
-      <w:pPr>
-        <w:tabs>
-          <w:tab w:val="left" w:pos="426"/>
-          <w:tab w:val="left" w:pos="810"/>
-          <w:tab w:val="left" w:pos="3240"/>
-        </w:tabs>
-        <w:spacing w:before="120" w:line="360" w:lineRule="exact"/>
-        <w:ind w:left="540" w:firstLine="720"/>
-        <w:jc w:val="both"/>
-        <w:rPr>
-          <w:rFonts w:ascii="Times New Roman" w:hAnsi="Times New Roman"/>
-          <w:sz w:val="28"/>
-          <w:szCs w:val="28"/>
-        </w:rPr>
-      </w:pPr>
-    </w:p>
-    <w:p>
-      <w:pPr>
-        <w:tabs>
-          <w:tab w:val="left" w:pos="426"/>
-          <w:tab w:val="left" w:pos="810"/>
-          <w:tab w:val="left" w:pos="3240"/>
-        </w:tabs>
-        <w:spacing w:before="120" w:line="360" w:lineRule="exact"/>
-        <w:ind w:left="540" w:firstLine="720"/>
-        <w:jc w:val="both"/>
-        <w:rPr>
-          <w:rFonts w:ascii="Times New Roman" w:hAnsi="Times New Roman"/>
-          <w:sz w:val="28"/>
-          <w:szCs w:val="28"/>
-        </w:rPr>
-      </w:pPr>
-    </w:p>
-    <w:p>
-      <w:pPr>
-        <w:tabs>
-          <w:tab w:val="left" w:pos="426"/>
-          <w:tab w:val="left" w:pos="810"/>
-          <w:tab w:val="left" w:pos="3240"/>
-        </w:tabs>
-        <w:spacing w:before="120" w:line="360" w:lineRule="exact"/>
-        <w:ind w:left="540" w:firstLine="720"/>
-        <w:jc w:val="both"/>
-        <w:rPr>
-          <w:rFonts w:ascii="Times New Roman" w:hAnsi="Times New Roman"/>
-          <w:sz w:val="28"/>
-          <w:szCs w:val="28"/>
-        </w:rPr>
-      </w:pPr>
-    </w:p>
     <w:tbl>
       <w:tblPr>
         <w:tblpPr w:leftFromText="180" w:rightFromText="180" w:vertAnchor="text" w:horzAnchor="margin" w:tblpXSpec="center" w:tblpY="-7"/>
@@ -2318,11 +2003,11 @@
     </w:tbl>
     <w:p>
       <w:pPr>
-        <w:rPr>
-          <w:rFonts w:ascii="Times New Roman" w:hAnsi="Times New Roman"/>
-          <w:sz w:val="8"/>
-        </w:rPr>
-      </w:pPr>
+        <w:spacing w:before="0" w:after="0"/>
+      </w:pPr>
+      <w:r>
+        <w:t>{#IS_TRONG_KHUNG}</w:t>
+      </w:r>
     </w:p>
     <w:p>
       <w:pPr>
@@ -2375,7 +2060,7 @@
         <w:rPr>
           <w:rFonts w:ascii="Times New Roman" w:hAnsi="Times New Roman"/>
         </w:rPr>
-        <w:t xml:space="preserve">      </w:t>
+        <w:t xml:space="preserve">  </w:t>
       </w:r>
       <w:r>
         <w:rPr>
@@ -2401,15 +2086,6 @@
         </w:rPr>
         <w:t>hợp đồng {{CONTRACT_NO}} ({{SITE_ID}})</w:t>
       </w:r>
-    </w:p>
-    <w:p>
-      <w:pPr>
-        <w:jc w:val="center"/>
-        <w:rPr>
-          <w:rFonts w:ascii="Times New Roman" w:hAnsi="Times New Roman"/>
-          <w:szCs w:val="26"/>
-        </w:rPr>
-      </w:pPr>
     </w:p>
     <w:p>
       <w:pPr>
@@ -2479,7 +2155,7 @@
           <w:szCs w:val="26"/>
           <w:lang w:val="vi-VN"/>
         </w:rPr>
-        <w:t>Hôm nay, ngày     tháng     năm  202</w:t>
+        <w:t>Hôm nay, ngày     tháng     năm 202</w:t>
       </w:r>
       <w:r>
         <w:rPr>
@@ -2655,7 +2331,7 @@
           <w:rFonts w:ascii="Times New Roman" w:hAnsi="Times New Roman"/>
           <w:szCs w:val="26"/>
         </w:rPr>
-        <w:t xml:space="preserve">Điện thọai   </w:t>
+        <w:t xml:space="preserve">Điện thoại </w:t>
       </w:r>
       <w:r>
         <w:rPr>
@@ -3109,7 +2785,7 @@
           <w:noProof/>
           <w:szCs w:val="26"/>
         </w:rPr>
-        <w:t xml:space="preserve">MST    </w:t>
+        <w:t xml:space="preserve">MST  </w:t>
       </w:r>
       <w:r>
         <w:rPr>
@@ -3139,7 +2815,7 @@
           <w:rFonts w:ascii="Times New Roman" w:hAnsi="Times New Roman"/>
           <w:szCs w:val="26"/>
         </w:rPr>
-        <w:t xml:space="preserve">           (Căn cứ giấy ủy quyền số 21/UQ-MBF.ĐNa ký ngày 19/06/2026)</w:t>
+        <w:t xml:space="preserve">         (Căn cứ giấy ủy quyền số 21/UQ-MBF.ĐNa ký ngày 19/06/2026)</w:t>
       </w:r>
     </w:p>
     <w:p>
@@ -3186,7 +2862,7 @@
           <w:bCs/>
           <w:szCs w:val="26"/>
         </w:rPr>
-        <w:t xml:space="preserve">   </w:t>
+        <w:t xml:space="preserve"> </w:t>
       </w:r>
       <w:r>
         <w:rPr>
@@ -3523,7 +3199,7 @@
           <w:szCs w:val="26"/>
           <w:lang w:val="vi-VN"/>
         </w:rPr>
-        <w:t>Trường hợp thay đổi thông tin tài khoản nhận thanh toán, Bên B phải báo trước bằng văn bản cho bên A chậm nhất là 30 ngày trước khi đến hạn của chu kỳ thanh toán kế tiếp và hai bên sẽ tiến hành ký phụ lục điều chỉnh thông tin tài khoản nhận tiền  thanh toán.</w:t>
+        <w:t>Trường hợp thay đổi thông tin tài khoản nhận thanh toán, Bên B phải báo trước bằng văn bản cho bên A chậm nhất là 30 ngày trước khi đến hạn của chu kỳ thanh toán kế tiếp và hai bên sẽ tiến hành ký phụ lục điều chỉnh thông tin tài khoản nhận tiền thanh toán.</w:t>
       </w:r>
     </w:p>
     <w:p>
@@ -3545,7 +3221,7 @@
           <w:szCs w:val="26"/>
           <w:lang w:val="vi-VN"/>
         </w:rPr>
-        <w:t xml:space="preserve">           Chu</w:t>
+        <w:t xml:space="preserve">         Chu</w:t>
       </w:r>
       <w:r>
         <w:rPr>
@@ -3669,19 +3345,6 @@
         </w:rPr>
         <w:t>thể:</w:t>
       </w:r>
-    </w:p>
-    <w:p>
-      <w:pPr>
-        <w:pStyle w:val="ListParagraph"/>
-        <w:spacing w:before="120" w:line="320" w:lineRule="exact"/>
-        <w:jc w:val="both"/>
-        <w:rPr>
-          <w:rFonts w:ascii="Times New Roman" w:hAnsi="Times New Roman"/>
-          <w:i/>
-          <w:szCs w:val="26"/>
-          <w:lang w:val="en-SG"/>
-        </w:rPr>
-      </w:pPr>
     </w:p>
     <w:tbl>
       <w:tblPr>
@@ -3721,18 +3384,6 @@
     </w:tbl>
     <w:p>
       <w:pPr>
-        <w:spacing w:before="120" w:line="320" w:lineRule="exact"/>
-        <w:jc w:val="both"/>
-        <w:rPr>
-          <w:rFonts w:ascii="Times New Roman" w:hAnsi="Times New Roman"/>
-          <w:i/>
-          <w:szCs w:val="26"/>
-          <w:lang w:val="en-SG"/>
-        </w:rPr>
-      </w:pPr>
-    </w:p>
-    <w:p>
-      <w:pPr>
         <w:pStyle w:val="ListParagraph"/>
         <w:numPr>
           <w:ilvl w:val="0"/>
@@ -3796,17 +3447,6 @@
         </w:rPr>
         <w:t>Phụ lục hợp đồng này được lập thành 05 bản (năm bản), bên A giữ 02 bản, bên B giữ 03 bản và có giá trị pháp lý như nhau.</w:t>
       </w:r>
-    </w:p>
-    <w:p>
-      <w:pPr>
-        <w:pStyle w:val="ListParagraph"/>
-        <w:spacing w:before="120" w:line="320" w:lineRule="exact"/>
-        <w:jc w:val="both"/>
-        <w:rPr>
-          <w:rFonts w:ascii="Times New Roman" w:hAnsi="Times New Roman"/>
-          <w:szCs w:val="26"/>
-        </w:rPr>
-      </w:pPr>
     </w:p>
     <w:tbl>
       <w:tblPr>
@@ -3861,7 +3501,7 @@
                 <w:rFonts w:ascii="Times New Roman" w:hAnsi="Times New Roman"/>
                 <w:szCs w:val="26"/>
               </w:rPr>
-              <w:t xml:space="preserve">                 </w:t>
+              <w:t xml:space="preserve">             </w:t>
             </w:r>
           </w:p>
           <w:p>
@@ -4071,10 +3711,11 @@
     </w:tbl>
     <w:p>
       <w:pPr>
-        <w:rPr>
-          <w:rFonts w:ascii="Times New Roman" w:hAnsi="Times New Roman"/>
-        </w:rPr>
-      </w:pPr>
+        <w:spacing w:before="0" w:after="0"/>
+      </w:pPr>
+      <w:r>
+        <w:t>{/IS_TRONG_KHUNG}</w:t>
+      </w:r>
     </w:p>
     <w:sectPr>
       <w:pgSz w:w="11906" w:h="16838"/>
@@ -4100,7 +3741,7 @@
         <w:ind w:left="720" w:hanging="360"/>
       </w:pPr>
       <w:rPr>
-        <w:rFonts w:ascii="Times New Roman" w:eastAsia="Calibri" w:hAnsi="Times New Roman" w:cs="Times New Roman" w:hint="default"/>
+        <w:rFonts w:hint="default" w:ascii="Times New Roman" w:hAnsi="Times New Roman" w:eastAsia="Calibri" w:cs="Times New Roman"/>
       </w:rPr>
     </w:lvl>
     <w:lvl w:ilvl="1" w:tplc="04090003" w:tentative="1">
@@ -4112,7 +3753,7 @@
         <w:ind w:left="1440" w:hanging="360"/>
       </w:pPr>
       <w:rPr>
-        <w:rFonts w:ascii="Courier New" w:hAnsi="Courier New" w:cs="Courier New" w:hint="default"/>
+        <w:rFonts w:hint="default" w:ascii="Courier New" w:hAnsi="Courier New" w:cs="Courier New"/>
       </w:rPr>
     </w:lvl>
     <w:lvl w:ilvl="2" w:tplc="04090005" w:tentative="1">
@@ -4124,7 +3765,7 @@
         <w:ind w:left="2160" w:hanging="360"/>
       </w:pPr>
       <w:rPr>
-        <w:rFonts w:ascii="Wingdings" w:hAnsi="Wingdings" w:hint="default"/>
+        <w:rFonts w:hint="default" w:ascii="Wingdings" w:hAnsi="Wingdings"/>
       </w:rPr>
     </w:lvl>
     <w:lvl w:ilvl="3" w:tplc="04090001" w:tentative="1">
@@ -4136,7 +3777,7 @@
         <w:ind w:left="2880" w:hanging="360"/>
       </w:pPr>
       <w:rPr>
-        <w:rFonts w:ascii="Symbol" w:hAnsi="Symbol" w:hint="default"/>
+        <w:rFonts w:hint="default" w:ascii="Symbol" w:hAnsi="Symbol"/>
       </w:rPr>
     </w:lvl>
     <w:lvl w:ilvl="4" w:tplc="04090003" w:tentative="1">
@@ -4148,7 +3789,7 @@
         <w:ind w:left="3600" w:hanging="360"/>
       </w:pPr>
       <w:rPr>
-        <w:rFonts w:ascii="Courier New" w:hAnsi="Courier New" w:cs="Courier New" w:hint="default"/>
+        <w:rFonts w:hint="default" w:ascii="Courier New" w:hAnsi="Courier New" w:cs="Courier New"/>
       </w:rPr>
     </w:lvl>
     <w:lvl w:ilvl="5" w:tplc="04090005" w:tentative="1">
@@ -4160,7 +3801,7 @@
         <w:ind w:left="4320" w:hanging="360"/>
       </w:pPr>
       <w:rPr>
-        <w:rFonts w:ascii="Wingdings" w:hAnsi="Wingdings" w:hint="default"/>
+        <w:rFonts w:hint="default" w:ascii="Wingdings" w:hAnsi="Wingdings"/>
       </w:rPr>
     </w:lvl>
     <w:lvl w:ilvl="6" w:tplc="04090001" w:tentative="1">
@@ -4172,7 +3813,7 @@
         <w:ind w:left="5040" w:hanging="360"/>
       </w:pPr>
       <w:rPr>
-        <w:rFonts w:ascii="Symbol" w:hAnsi="Symbol" w:hint="default"/>
+        <w:rFonts w:hint="default" w:ascii="Symbol" w:hAnsi="Symbol"/>
       </w:rPr>
     </w:lvl>
     <w:lvl w:ilvl="7" w:tplc="04090003" w:tentative="1">
@@ -4184,7 +3825,7 @@
         <w:ind w:left="5760" w:hanging="360"/>
       </w:pPr>
       <w:rPr>
-        <w:rFonts w:ascii="Courier New" w:hAnsi="Courier New" w:cs="Courier New" w:hint="default"/>
+        <w:rFonts w:hint="default" w:ascii="Courier New" w:hAnsi="Courier New" w:cs="Courier New"/>
       </w:rPr>
     </w:lvl>
     <w:lvl w:ilvl="8" w:tplc="04090005" w:tentative="1">
@@ -4196,7 +3837,7 @@
         <w:ind w:left="6480" w:hanging="360"/>
       </w:pPr>
       <w:rPr>
-        <w:rFonts w:ascii="Wingdings" w:hAnsi="Wingdings" w:hint="default"/>
+        <w:rFonts w:hint="default" w:ascii="Wingdings" w:hAnsi="Wingdings"/>
       </w:rPr>
     </w:lvl>
   </w:abstractNum>
@@ -4212,7 +3853,7 @@
         <w:ind w:left="720" w:hanging="360"/>
       </w:pPr>
       <w:rPr>
-        <w:rFonts w:ascii="Times New Roman" w:eastAsia="Calibri" w:hAnsi="Times New Roman" w:cs="Times New Roman" w:hint="default"/>
+        <w:rFonts w:hint="default" w:ascii="Times New Roman" w:hAnsi="Times New Roman" w:eastAsia="Calibri" w:cs="Times New Roman"/>
       </w:rPr>
     </w:lvl>
     <w:lvl w:ilvl="1" w:tplc="04090003" w:tentative="1">
@@ -4224,7 +3865,7 @@
         <w:ind w:left="1440" w:hanging="360"/>
       </w:pPr>
       <w:rPr>
-        <w:rFonts w:ascii="Courier New" w:hAnsi="Courier New" w:cs="Courier New" w:hint="default"/>
+        <w:rFonts w:hint="default" w:ascii="Courier New" w:hAnsi="Courier New" w:cs="Courier New"/>
       </w:rPr>
     </w:lvl>
     <w:lvl w:ilvl="2" w:tplc="04090005" w:tentative="1">
@@ -4236,7 +3877,7 @@
         <w:ind w:left="2160" w:hanging="360"/>
       </w:pPr>
       <w:rPr>
-        <w:rFonts w:ascii="Wingdings" w:hAnsi="Wingdings" w:hint="default"/>
+        <w:rFonts w:hint="default" w:ascii="Wingdings" w:hAnsi="Wingdings"/>
       </w:rPr>
     </w:lvl>
     <w:lvl w:ilvl="3" w:tplc="04090001" w:tentative="1">
@@ -4248,7 +3889,7 @@
         <w:ind w:left="2880" w:hanging="360"/>
       </w:pPr>
       <w:rPr>
-        <w:rFonts w:ascii="Symbol" w:hAnsi="Symbol" w:hint="default"/>
+        <w:rFonts w:hint="default" w:ascii="Symbol" w:hAnsi="Symbol"/>
       </w:rPr>
     </w:lvl>
     <w:lvl w:ilvl="4" w:tplc="04090003" w:tentative="1">
@@ -4260,7 +3901,7 @@
         <w:ind w:left="3600" w:hanging="360"/>
       </w:pPr>
       <w:rPr>
-        <w:rFonts w:ascii="Courier New" w:hAnsi="Courier New" w:cs="Courier New" w:hint="default"/>
+        <w:rFonts w:hint="default" w:ascii="Courier New" w:hAnsi="Courier New" w:cs="Courier New"/>
       </w:rPr>
     </w:lvl>
     <w:lvl w:ilvl="5" w:tplc="04090005" w:tentative="1">
@@ -4272,7 +3913,7 @@
         <w:ind w:left="4320" w:hanging="360"/>
       </w:pPr>
       <w:rPr>
-        <w:rFonts w:ascii="Wingdings" w:hAnsi="Wingdings" w:hint="default"/>
+        <w:rFonts w:hint="default" w:ascii="Wingdings" w:hAnsi="Wingdings"/>
       </w:rPr>
     </w:lvl>
     <w:lvl w:ilvl="6" w:tplc="04090001" w:tentative="1">
@@ -4284,7 +3925,7 @@
         <w:ind w:left="5040" w:hanging="360"/>
       </w:pPr>
       <w:rPr>
-        <w:rFonts w:ascii="Symbol" w:hAnsi="Symbol" w:hint="default"/>
+        <w:rFonts w:hint="default" w:ascii="Symbol" w:hAnsi="Symbol"/>
       </w:rPr>
     </w:lvl>
     <w:lvl w:ilvl="7" w:tplc="04090003" w:tentative="1">
@@ -4296,7 +3937,7 @@
         <w:ind w:left="5760" w:hanging="360"/>
       </w:pPr>
       <w:rPr>
-        <w:rFonts w:ascii="Courier New" w:hAnsi="Courier New" w:cs="Courier New" w:hint="default"/>
+        <w:rFonts w:hint="default" w:ascii="Courier New" w:hAnsi="Courier New" w:cs="Courier New"/>
       </w:rPr>
     </w:lvl>
     <w:lvl w:ilvl="8" w:tplc="04090005" w:tentative="1">
@@ -4308,7 +3949,7 @@
         <w:ind w:left="6480" w:hanging="360"/>
       </w:pPr>
       <w:rPr>
-        <w:rFonts w:ascii="Wingdings" w:hAnsi="Wingdings" w:hint="default"/>
+        <w:rFonts w:hint="default" w:ascii="Wingdings" w:hAnsi="Wingdings"/>
       </w:rPr>
     </w:lvl>
   </w:abstractNum>
@@ -4324,7 +3965,7 @@
         <w:ind w:left="720" w:hanging="360"/>
       </w:pPr>
       <w:rPr>
-        <w:rFonts w:ascii="Times New Roman" w:eastAsia="Calibri" w:hAnsi="Times New Roman" w:cs="Times New Roman" w:hint="default"/>
+        <w:rFonts w:hint="default" w:ascii="Times New Roman" w:hAnsi="Times New Roman" w:eastAsia="Calibri" w:cs="Times New Roman"/>
       </w:rPr>
     </w:lvl>
     <w:lvl w:ilvl="1" w:tplc="04090003" w:tentative="1">
@@ -4336,7 +3977,7 @@
         <w:ind w:left="1440" w:hanging="360"/>
       </w:pPr>
       <w:rPr>
-        <w:rFonts w:ascii="Courier New" w:hAnsi="Courier New" w:cs="Courier New" w:hint="default"/>
+        <w:rFonts w:hint="default" w:ascii="Courier New" w:hAnsi="Courier New" w:cs="Courier New"/>
       </w:rPr>
     </w:lvl>
     <w:lvl w:ilvl="2" w:tplc="04090005" w:tentative="1">
@@ -4348,7 +3989,7 @@
         <w:ind w:left="2160" w:hanging="360"/>
       </w:pPr>
       <w:rPr>
-        <w:rFonts w:ascii="Wingdings" w:hAnsi="Wingdings" w:hint="default"/>
+        <w:rFonts w:hint="default" w:ascii="Wingdings" w:hAnsi="Wingdings"/>
       </w:rPr>
     </w:lvl>
     <w:lvl w:ilvl="3" w:tplc="04090001" w:tentative="1">
@@ -4360,7 +4001,7 @@
         <w:ind w:left="2880" w:hanging="360"/>
       </w:pPr>
       <w:rPr>
-        <w:rFonts w:ascii="Symbol" w:hAnsi="Symbol" w:hint="default"/>
+        <w:rFonts w:hint="default" w:ascii="Symbol" w:hAnsi="Symbol"/>
       </w:rPr>
     </w:lvl>
     <w:lvl w:ilvl="4" w:tplc="04090003" w:tentative="1">
@@ -4372,7 +4013,7 @@
         <w:ind w:left="3600" w:hanging="360"/>
       </w:pPr>
       <w:rPr>
-        <w:rFonts w:ascii="Courier New" w:hAnsi="Courier New" w:cs="Courier New" w:hint="default"/>
+        <w:rFonts w:hint="default" w:ascii="Courier New" w:hAnsi="Courier New" w:cs="Courier New"/>
       </w:rPr>
     </w:lvl>
     <w:lvl w:ilvl="5" w:tplc="04090005" w:tentative="1">
@@ -4384,7 +4025,7 @@
         <w:ind w:left="4320" w:hanging="360"/>
       </w:pPr>
       <w:rPr>
-        <w:rFonts w:ascii="Wingdings" w:hAnsi="Wingdings" w:hint="default"/>
+        <w:rFonts w:hint="default" w:ascii="Wingdings" w:hAnsi="Wingdings"/>
       </w:rPr>
     </w:lvl>
     <w:lvl w:ilvl="6" w:tplc="04090001" w:tentative="1">
@@ -4396,7 +4037,7 @@
         <w:ind w:left="5040" w:hanging="360"/>
       </w:pPr>
       <w:rPr>
-        <w:rFonts w:ascii="Symbol" w:hAnsi="Symbol" w:hint="default"/>
+        <w:rFonts w:hint="default" w:ascii="Symbol" w:hAnsi="Symbol"/>
       </w:rPr>
     </w:lvl>
     <w:lvl w:ilvl="7" w:tplc="04090003" w:tentative="1">
@@ -4408,7 +4049,7 @@
         <w:ind w:left="5760" w:hanging="360"/>
       </w:pPr>
       <w:rPr>
-        <w:rFonts w:ascii="Courier New" w:hAnsi="Courier New" w:cs="Courier New" w:hint="default"/>
+        <w:rFonts w:hint="default" w:ascii="Courier New" w:hAnsi="Courier New" w:cs="Courier New"/>
       </w:rPr>
     </w:lvl>
     <w:lvl w:ilvl="8" w:tplc="04090005" w:tentative="1">
@@ -4420,7 +4061,7 @@
         <w:ind w:left="6480" w:hanging="360"/>
       </w:pPr>
       <w:rPr>
-        <w:rFonts w:ascii="Wingdings" w:hAnsi="Wingdings" w:hint="default"/>
+        <w:rFonts w:hint="default" w:ascii="Wingdings" w:hAnsi="Wingdings"/>
       </w:rPr>
     </w:lvl>
   </w:abstractNum>
@@ -4437,7 +4078,7 @@
         <w:ind w:left="720" w:hanging="360"/>
       </w:pPr>
       <w:rPr>
-        <w:rFonts w:ascii="Symbol" w:hAnsi="Symbol" w:hint="default"/>
+        <w:rFonts w:hint="default" w:ascii="Symbol" w:hAnsi="Symbol"/>
       </w:rPr>
     </w:lvl>
     <w:lvl w:ilvl="1" w:tplc="042A0003" w:tentative="1">
@@ -4449,7 +4090,7 @@
         <w:ind w:left="1440" w:hanging="360"/>
       </w:pPr>
       <w:rPr>
-        <w:rFonts w:ascii="Courier New" w:hAnsi="Courier New" w:cs="Courier New" w:hint="default"/>
+        <w:rFonts w:hint="default" w:ascii="Courier New" w:hAnsi="Courier New" w:cs="Courier New"/>
       </w:rPr>
     </w:lvl>
     <w:lvl w:ilvl="2" w:tplc="042A0005" w:tentative="1">
@@ -4461,7 +4102,7 @@
         <w:ind w:left="2160" w:hanging="360"/>
       </w:pPr>
       <w:rPr>
-        <w:rFonts w:ascii="Wingdings" w:hAnsi="Wingdings" w:hint="default"/>
+        <w:rFonts w:hint="default" w:ascii="Wingdings" w:hAnsi="Wingdings"/>
       </w:rPr>
     </w:lvl>
     <w:lvl w:ilvl="3" w:tplc="042A0001" w:tentative="1">
@@ -4473,7 +4114,7 @@
         <w:ind w:left="2880" w:hanging="360"/>
       </w:pPr>
       <w:rPr>
-        <w:rFonts w:ascii="Symbol" w:hAnsi="Symbol" w:hint="default"/>
+        <w:rFonts w:hint="default" w:ascii="Symbol" w:hAnsi="Symbol"/>
       </w:rPr>
     </w:lvl>
     <w:lvl w:ilvl="4" w:tplc="042A0003" w:tentative="1">
@@ -4485,7 +4126,7 @@
         <w:ind w:left="3600" w:hanging="360"/>
       </w:pPr>
       <w:rPr>
-        <w:rFonts w:ascii="Courier New" w:hAnsi="Courier New" w:cs="Courier New" w:hint="default"/>
+        <w:rFonts w:hint="default" w:ascii="Courier New" w:hAnsi="Courier New" w:cs="Courier New"/>
       </w:rPr>
     </w:lvl>
     <w:lvl w:ilvl="5" w:tplc="042A0005" w:tentative="1">
@@ -4497,7 +4138,7 @@
         <w:ind w:left="4320" w:hanging="360"/>
       </w:pPr>
       <w:rPr>
-        <w:rFonts w:ascii="Wingdings" w:hAnsi="Wingdings" w:hint="default"/>
+        <w:rFonts w:hint="default" w:ascii="Wingdings" w:hAnsi="Wingdings"/>
       </w:rPr>
     </w:lvl>
     <w:lvl w:ilvl="6" w:tplc="042A0001" w:tentative="1">
@@ -4509,7 +4150,7 @@
         <w:ind w:left="5040" w:hanging="360"/>
       </w:pPr>
       <w:rPr>
-        <w:rFonts w:ascii="Symbol" w:hAnsi="Symbol" w:hint="default"/>
+        <w:rFonts w:hint="default" w:ascii="Symbol" w:hAnsi="Symbol"/>
       </w:rPr>
     </w:lvl>
     <w:lvl w:ilvl="7" w:tplc="042A0003" w:tentative="1">
@@ -4521,7 +4162,7 @@
         <w:ind w:left="5760" w:hanging="360"/>
       </w:pPr>
       <w:rPr>
-        <w:rFonts w:ascii="Courier New" w:hAnsi="Courier New" w:cs="Courier New" w:hint="default"/>
+        <w:rFonts w:hint="default" w:ascii="Courier New" w:hAnsi="Courier New" w:cs="Courier New"/>
       </w:rPr>
     </w:lvl>
     <w:lvl w:ilvl="8" w:tplc="042A0005" w:tentative="1">
@@ -4533,7 +4174,7 @@
         <w:ind w:left="6480" w:hanging="360"/>
       </w:pPr>
       <w:rPr>
-        <w:rFonts w:ascii="Wingdings" w:hAnsi="Wingdings" w:hint="default"/>
+        <w:rFonts w:hint="default" w:ascii="Wingdings" w:hAnsi="Wingdings"/>
       </w:rPr>
     </w:lvl>
   </w:abstractNum>
@@ -4550,7 +4191,7 @@
         <w:ind w:left="1440" w:hanging="360"/>
       </w:pPr>
       <w:rPr>
-        <w:rFonts w:ascii="Symbol" w:hAnsi="Symbol" w:hint="default"/>
+        <w:rFonts w:hint="default" w:ascii="Symbol" w:hAnsi="Symbol"/>
       </w:rPr>
     </w:lvl>
     <w:lvl w:ilvl="1" w:tplc="04090003" w:tentative="1">
@@ -4562,7 +4203,7 @@
         <w:ind w:left="2160" w:hanging="360"/>
       </w:pPr>
       <w:rPr>
-        <w:rFonts w:ascii="Courier New" w:hAnsi="Courier New" w:cs="Courier New" w:hint="default"/>
+        <w:rFonts w:hint="default" w:ascii="Courier New" w:hAnsi="Courier New" w:cs="Courier New"/>
       </w:rPr>
     </w:lvl>
     <w:lvl w:ilvl="2" w:tplc="04090005" w:tentative="1">
@@ -4574,7 +4215,7 @@
         <w:ind w:left="2880" w:hanging="360"/>
       </w:pPr>
       <w:rPr>
-        <w:rFonts w:ascii="Wingdings" w:hAnsi="Wingdings" w:hint="default"/>
+        <w:rFonts w:hint="default" w:ascii="Wingdings" w:hAnsi="Wingdings"/>
       </w:rPr>
     </w:lvl>
     <w:lvl w:ilvl="3" w:tplc="04090001" w:tentative="1">
@@ -4586,7 +4227,7 @@
         <w:ind w:left="3600" w:hanging="360"/>
       </w:pPr>
       <w:rPr>
-        <w:rFonts w:ascii="Symbol" w:hAnsi="Symbol" w:hint="default"/>
+        <w:rFonts w:hint="default" w:ascii="Symbol" w:hAnsi="Symbol"/>
       </w:rPr>
     </w:lvl>
     <w:lvl w:ilvl="4" w:tplc="04090003" w:tentative="1">
@@ -4598,7 +4239,7 @@
         <w:ind w:left="4320" w:hanging="360"/>
       </w:pPr>
       <w:rPr>
-        <w:rFonts w:ascii="Courier New" w:hAnsi="Courier New" w:cs="Courier New" w:hint="default"/>
+        <w:rFonts w:hint="default" w:ascii="Courier New" w:hAnsi="Courier New" w:cs="Courier New"/>
       </w:rPr>
     </w:lvl>
     <w:lvl w:ilvl="5" w:tplc="04090005" w:tentative="1">
@@ -4610,7 +4251,7 @@
         <w:ind w:left="5040" w:hanging="360"/>
       </w:pPr>
       <w:rPr>
-        <w:rFonts w:ascii="Wingdings" w:hAnsi="Wingdings" w:hint="default"/>
+        <w:rFonts w:hint="default" w:ascii="Wingdings" w:hAnsi="Wingdings"/>
       </w:rPr>
     </w:lvl>
     <w:lvl w:ilvl="6" w:tplc="04090001" w:tentative="1">
@@ -4622,7 +4263,7 @@
         <w:ind w:left="5760" w:hanging="360"/>
       </w:pPr>
       <w:rPr>
-        <w:rFonts w:ascii="Symbol" w:hAnsi="Symbol" w:hint="default"/>
+        <w:rFonts w:hint="default" w:ascii="Symbol" w:hAnsi="Symbol"/>
       </w:rPr>
     </w:lvl>
     <w:lvl w:ilvl="7" w:tplc="04090003" w:tentative="1">
@@ -4634,7 +4275,7 @@
         <w:ind w:left="6480" w:hanging="360"/>
       </w:pPr>
       <w:rPr>
-        <w:rFonts w:ascii="Courier New" w:hAnsi="Courier New" w:cs="Courier New" w:hint="default"/>
+        <w:rFonts w:hint="default" w:ascii="Courier New" w:hAnsi="Courier New" w:cs="Courier New"/>
       </w:rPr>
     </w:lvl>
     <w:lvl w:ilvl="8" w:tplc="04090005" w:tentative="1">
@@ -4646,7 +4287,7 @@
         <w:ind w:left="7200" w:hanging="360"/>
       </w:pPr>
       <w:rPr>
-        <w:rFonts w:ascii="Wingdings" w:hAnsi="Wingdings" w:hint="default"/>
+        <w:rFonts w:hint="default" w:ascii="Wingdings" w:hAnsi="Wingdings"/>
       </w:rPr>
     </w:lvl>
   </w:abstractNum>
@@ -4662,7 +4303,7 @@
         <w:ind w:left="720" w:hanging="360"/>
       </w:pPr>
       <w:rPr>
-        <w:rFonts w:ascii="Times New Roman" w:eastAsia="Calibri" w:hAnsi="Times New Roman" w:cs="Times New Roman" w:hint="default"/>
+        <w:rFonts w:hint="default" w:ascii="Times New Roman" w:hAnsi="Times New Roman" w:eastAsia="Calibri" w:cs="Times New Roman"/>
       </w:rPr>
     </w:lvl>
     <w:lvl w:ilvl="1" w:tplc="04090003" w:tentative="1">
@@ -4674,7 +4315,7 @@
         <w:ind w:left="1440" w:hanging="360"/>
       </w:pPr>
       <w:rPr>
-        <w:rFonts w:ascii="Courier New" w:hAnsi="Courier New" w:cs="Courier New" w:hint="default"/>
+        <w:rFonts w:hint="default" w:ascii="Courier New" w:hAnsi="Courier New" w:cs="Courier New"/>
       </w:rPr>
     </w:lvl>
     <w:lvl w:ilvl="2" w:tplc="04090005" w:tentative="1">
@@ -4686,7 +4327,7 @@
         <w:ind w:left="2160" w:hanging="360"/>
       </w:pPr>
       <w:rPr>
-        <w:rFonts w:ascii="Wingdings" w:hAnsi="Wingdings" w:hint="default"/>
+        <w:rFonts w:hint="default" w:ascii="Wingdings" w:hAnsi="Wingdings"/>
       </w:rPr>
     </w:lvl>
     <w:lvl w:ilvl="3" w:tplc="04090001" w:tentative="1">
@@ -4698,7 +4339,7 @@
         <w:ind w:left="2880" w:hanging="360"/>
       </w:pPr>
       <w:rPr>
-        <w:rFonts w:ascii="Symbol" w:hAnsi="Symbol" w:hint="default"/>
+        <w:rFonts w:hint="default" w:ascii="Symbol" w:hAnsi="Symbol"/>
       </w:rPr>
     </w:lvl>
     <w:lvl w:ilvl="4" w:tplc="04090003" w:tentative="1">
@@ -4710,7 +4351,7 @@
         <w:ind w:left="3600" w:hanging="360"/>
       </w:pPr>
       <w:rPr>
-        <w:rFonts w:ascii="Courier New" w:hAnsi="Courier New" w:cs="Courier New" w:hint="default"/>
+        <w:rFonts w:hint="default" w:ascii="Courier New" w:hAnsi="Courier New" w:cs="Courier New"/>
       </w:rPr>
     </w:lvl>
     <w:lvl w:ilvl="5" w:tplc="04090005" w:tentative="1">
@@ -4722,7 +4363,7 @@
         <w:ind w:left="4320" w:hanging="360"/>
       </w:pPr>
       <w:rPr>
-        <w:rFonts w:ascii="Wingdings" w:hAnsi="Wingdings" w:hint="default"/>
+        <w:rFonts w:hint="default" w:ascii="Wingdings" w:hAnsi="Wingdings"/>
       </w:rPr>
     </w:lvl>
     <w:lvl w:ilvl="6" w:tplc="04090001" w:tentative="1">
@@ -4734,7 +4375,7 @@
         <w:ind w:left="5040" w:hanging="360"/>
       </w:pPr>
       <w:rPr>
-        <w:rFonts w:ascii="Symbol" w:hAnsi="Symbol" w:hint="default"/>
+        <w:rFonts w:hint="default" w:ascii="Symbol" w:hAnsi="Symbol"/>
       </w:rPr>
     </w:lvl>
     <w:lvl w:ilvl="7" w:tplc="04090003" w:tentative="1">
@@ -4746,7 +4387,7 @@
         <w:ind w:left="5760" w:hanging="360"/>
       </w:pPr>
       <w:rPr>
-        <w:rFonts w:ascii="Courier New" w:hAnsi="Courier New" w:cs="Courier New" w:hint="default"/>
+        <w:rFonts w:hint="default" w:ascii="Courier New" w:hAnsi="Courier New" w:cs="Courier New"/>
       </w:rPr>
     </w:lvl>
     <w:lvl w:ilvl="8" w:tplc="04090005" w:tentative="1">
@@ -4758,7 +4399,7 @@
         <w:ind w:left="6480" w:hanging="360"/>
       </w:pPr>
       <w:rPr>
-        <w:rFonts w:ascii="Wingdings" w:hAnsi="Wingdings" w:hint="default"/>
+        <w:rFonts w:hint="default" w:ascii="Wingdings" w:hAnsi="Wingdings"/>
       </w:rPr>
     </w:lvl>
   </w:abstractNum>
@@ -4774,7 +4415,7 @@
         <w:ind w:left="720" w:hanging="360"/>
       </w:pPr>
       <w:rPr>
-        <w:rFonts w:ascii="Times New Roman" w:eastAsia="Times New Roman" w:hAnsi="Times New Roman" w:cs="Times New Roman" w:hint="default"/>
+        <w:rFonts w:hint="default" w:ascii="Times New Roman" w:hAnsi="Times New Roman" w:eastAsia="Times New Roman" w:cs="Times New Roman"/>
       </w:rPr>
     </w:lvl>
     <w:lvl w:ilvl="1" w:tplc="042A0003" w:tentative="1">
@@ -4786,7 +4427,7 @@
         <w:ind w:left="1440" w:hanging="360"/>
       </w:pPr>
       <w:rPr>
-        <w:rFonts w:ascii="Courier New" w:hAnsi="Courier New" w:cs="Courier New" w:hint="default"/>
+        <w:rFonts w:hint="default" w:ascii="Courier New" w:hAnsi="Courier New" w:cs="Courier New"/>
       </w:rPr>
     </w:lvl>
     <w:lvl w:ilvl="2" w:tplc="042A0005" w:tentative="1">
@@ -4798,7 +4439,7 @@
         <w:ind w:left="2160" w:hanging="360"/>
       </w:pPr>
       <w:rPr>
-        <w:rFonts w:ascii="Wingdings" w:hAnsi="Wingdings" w:hint="default"/>
+        <w:rFonts w:hint="default" w:ascii="Wingdings" w:hAnsi="Wingdings"/>
       </w:rPr>
     </w:lvl>
     <w:lvl w:ilvl="3" w:tplc="042A0001" w:tentative="1">
@@ -4810,7 +4451,7 @@
         <w:ind w:left="2880" w:hanging="360"/>
       </w:pPr>
       <w:rPr>
-        <w:rFonts w:ascii="Symbol" w:hAnsi="Symbol" w:hint="default"/>
+        <w:rFonts w:hint="default" w:ascii="Symbol" w:hAnsi="Symbol"/>
       </w:rPr>
     </w:lvl>
     <w:lvl w:ilvl="4" w:tplc="042A0003">
@@ -4822,7 +4463,7 @@
         <w:ind w:left="3600" w:hanging="360"/>
       </w:pPr>
       <w:rPr>
-        <w:rFonts w:ascii="Courier New" w:hAnsi="Courier New" w:cs="Courier New" w:hint="default"/>
+        <w:rFonts w:hint="default" w:ascii="Courier New" w:hAnsi="Courier New" w:cs="Courier New"/>
       </w:rPr>
     </w:lvl>
     <w:lvl w:ilvl="5" w:tplc="042A0005" w:tentative="1">
@@ -4834,7 +4475,7 @@
         <w:ind w:left="4320" w:hanging="360"/>
       </w:pPr>
       <w:rPr>
-        <w:rFonts w:ascii="Wingdings" w:hAnsi="Wingdings" w:hint="default"/>
+        <w:rFonts w:hint="default" w:ascii="Wingdings" w:hAnsi="Wingdings"/>
       </w:rPr>
     </w:lvl>
     <w:lvl w:ilvl="6" w:tplc="042A0001" w:tentative="1">
@@ -4846,7 +4487,7 @@
         <w:ind w:left="5040" w:hanging="360"/>
       </w:pPr>
       <w:rPr>
-        <w:rFonts w:ascii="Symbol" w:hAnsi="Symbol" w:hint="default"/>
+        <w:rFonts w:hint="default" w:ascii="Symbol" w:hAnsi="Symbol"/>
       </w:rPr>
     </w:lvl>
     <w:lvl w:ilvl="7" w:tplc="042A0003" w:tentative="1">
@@ -4858,7 +4499,7 @@
         <w:ind w:left="5760" w:hanging="360"/>
       </w:pPr>
       <w:rPr>
-        <w:rFonts w:ascii="Courier New" w:hAnsi="Courier New" w:cs="Courier New" w:hint="default"/>
+        <w:rFonts w:hint="default" w:ascii="Courier New" w:hAnsi="Courier New" w:cs="Courier New"/>
       </w:rPr>
     </w:lvl>
     <w:lvl w:ilvl="8" w:tplc="042A0005" w:tentative="1">
@@ -4870,7 +4511,7 @@
         <w:ind w:left="6480" w:hanging="360"/>
       </w:pPr>
       <w:rPr>
-        <w:rFonts w:ascii="Wingdings" w:hAnsi="Wingdings" w:hint="default"/>
+        <w:rFonts w:hint="default" w:ascii="Wingdings" w:hAnsi="Wingdings"/>
       </w:rPr>
     </w:lvl>
   </w:abstractNum>
@@ -4884,7 +4525,7 @@
       <w:lvlText w:val=""/>
       <w:lvlJc w:val="left"/>
       <w:rPr>
-        <w:rFonts w:ascii="Symbol" w:hAnsi="Symbol" w:hint="default"/>
+        <w:rFonts w:hint="default" w:ascii="Symbol" w:hAnsi="Symbol"/>
       </w:rPr>
     </w:lvl>
     <w:lvl w:ilvl="1" w:tplc="04090003" w:tentative="1">
@@ -4896,7 +4537,7 @@
         <w:ind w:left="1440" w:hanging="360"/>
       </w:pPr>
       <w:rPr>
-        <w:rFonts w:ascii="Courier New" w:hAnsi="Courier New" w:cs="Courier New" w:hint="default"/>
+        <w:rFonts w:hint="default" w:ascii="Courier New" w:hAnsi="Courier New" w:cs="Courier New"/>
       </w:rPr>
     </w:lvl>
     <w:lvl w:ilvl="2" w:tplc="04090005" w:tentative="1">
@@ -4908,7 +4549,7 @@
         <w:ind w:left="2160" w:hanging="360"/>
       </w:pPr>
       <w:rPr>
-        <w:rFonts w:ascii="Wingdings" w:hAnsi="Wingdings" w:hint="default"/>
+        <w:rFonts w:hint="default" w:ascii="Wingdings" w:hAnsi="Wingdings"/>
       </w:rPr>
     </w:lvl>
     <w:lvl w:ilvl="3" w:tplc="04090001" w:tentative="1">
@@ -4920,7 +4561,7 @@
         <w:ind w:left="2880" w:hanging="360"/>
       </w:pPr>
       <w:rPr>
-        <w:rFonts w:ascii="Symbol" w:hAnsi="Symbol" w:hint="default"/>
+        <w:rFonts w:hint="default" w:ascii="Symbol" w:hAnsi="Symbol"/>
       </w:rPr>
     </w:lvl>
     <w:lvl w:ilvl="4" w:tplc="04090003" w:tentative="1">
@@ -4932,7 +4573,7 @@
         <w:ind w:left="3600" w:hanging="360"/>
       </w:pPr>
       <w:rPr>
-        <w:rFonts w:ascii="Courier New" w:hAnsi="Courier New" w:cs="Courier New" w:hint="default"/>
+        <w:rFonts w:hint="default" w:ascii="Courier New" w:hAnsi="Courier New" w:cs="Courier New"/>
       </w:rPr>
     </w:lvl>
     <w:lvl w:ilvl="5" w:tplc="04090005" w:tentative="1">
@@ -4944,7 +4585,7 @@
         <w:ind w:left="4320" w:hanging="360"/>
       </w:pPr>
       <w:rPr>
-        <w:rFonts w:ascii="Wingdings" w:hAnsi="Wingdings" w:hint="default"/>
+        <w:rFonts w:hint="default" w:ascii="Wingdings" w:hAnsi="Wingdings"/>
       </w:rPr>
     </w:lvl>
     <w:lvl w:ilvl="6" w:tplc="04090001" w:tentative="1">
@@ -4956,7 +4597,7 @@
         <w:ind w:left="5040" w:hanging="360"/>
       </w:pPr>
       <w:rPr>
-        <w:rFonts w:ascii="Symbol" w:hAnsi="Symbol" w:hint="default"/>
+        <w:rFonts w:hint="default" w:ascii="Symbol" w:hAnsi="Symbol"/>
       </w:rPr>
     </w:lvl>
     <w:lvl w:ilvl="7" w:tplc="04090003" w:tentative="1">
@@ -4968,7 +4609,7 @@
         <w:ind w:left="5760" w:hanging="360"/>
       </w:pPr>
       <w:rPr>
-        <w:rFonts w:ascii="Courier New" w:hAnsi="Courier New" w:cs="Courier New" w:hint="default"/>
+        <w:rFonts w:hint="default" w:ascii="Courier New" w:hAnsi="Courier New" w:cs="Courier New"/>
       </w:rPr>
     </w:lvl>
     <w:lvl w:ilvl="8" w:tplc="04090005" w:tentative="1">
@@ -4980,7 +4621,7 @@
         <w:ind w:left="6480" w:hanging="360"/>
       </w:pPr>
       <w:rPr>
-        <w:rFonts w:ascii="Wingdings" w:hAnsi="Wingdings" w:hint="default"/>
+        <w:rFonts w:hint="default" w:ascii="Wingdings" w:hAnsi="Wingdings"/>
       </w:rPr>
     </w:lvl>
   </w:abstractNum>
@@ -4997,7 +4638,7 @@
         <w:ind w:left="720" w:hanging="360"/>
       </w:pPr>
       <w:rPr>
-        <w:rFonts w:ascii="Symbol" w:hAnsi="Symbol" w:hint="default"/>
+        <w:rFonts w:hint="default" w:ascii="Symbol" w:hAnsi="Symbol"/>
       </w:rPr>
     </w:lvl>
     <w:lvl w:ilvl="1" w:tplc="FFFFFFFF" w:tentative="1">
@@ -5085,7 +4726,7 @@
         <w:ind w:left="720" w:hanging="360"/>
       </w:pPr>
       <w:rPr>
-        <w:rFonts w:ascii="Times New Roman" w:eastAsia="Calibri" w:hAnsi="Times New Roman" w:cs="Times New Roman" w:hint="default"/>
+        <w:rFonts w:hint="default" w:ascii="Times New Roman" w:hAnsi="Times New Roman" w:eastAsia="Calibri" w:cs="Times New Roman"/>
       </w:rPr>
     </w:lvl>
     <w:lvl w:ilvl="1" w:tplc="04090003" w:tentative="1">
@@ -5097,7 +4738,7 @@
         <w:ind w:left="1440" w:hanging="360"/>
       </w:pPr>
       <w:rPr>
-        <w:rFonts w:ascii="Courier New" w:hAnsi="Courier New" w:cs="Courier New" w:hint="default"/>
+        <w:rFonts w:hint="default" w:ascii="Courier New" w:hAnsi="Courier New" w:cs="Courier New"/>
       </w:rPr>
     </w:lvl>
     <w:lvl w:ilvl="2" w:tplc="04090005" w:tentative="1">
@@ -5109,7 +4750,7 @@
         <w:ind w:left="2160" w:hanging="360"/>
       </w:pPr>
       <w:rPr>
-        <w:rFonts w:ascii="Wingdings" w:hAnsi="Wingdings" w:hint="default"/>
+        <w:rFonts w:hint="default" w:ascii="Wingdings" w:hAnsi="Wingdings"/>
       </w:rPr>
     </w:lvl>
     <w:lvl w:ilvl="3" w:tplc="04090001" w:tentative="1">
@@ -5121,7 +4762,7 @@
         <w:ind w:left="2880" w:hanging="360"/>
       </w:pPr>
       <w:rPr>
-        <w:rFonts w:ascii="Symbol" w:hAnsi="Symbol" w:hint="default"/>
+        <w:rFonts w:hint="default" w:ascii="Symbol" w:hAnsi="Symbol"/>
       </w:rPr>
     </w:lvl>
     <w:lvl w:ilvl="4" w:tplc="04090003" w:tentative="1">
@@ -5133,7 +4774,7 @@
         <w:ind w:left="3600" w:hanging="360"/>
       </w:pPr>
       <w:rPr>
-        <w:rFonts w:ascii="Courier New" w:hAnsi="Courier New" w:cs="Courier New" w:hint="default"/>
+        <w:rFonts w:hint="default" w:ascii="Courier New" w:hAnsi="Courier New" w:cs="Courier New"/>
       </w:rPr>
     </w:lvl>
     <w:lvl w:ilvl="5" w:tplc="04090005" w:tentative="1">
@@ -5145,7 +4786,7 @@
         <w:ind w:left="4320" w:hanging="360"/>
       </w:pPr>
       <w:rPr>
-        <w:rFonts w:ascii="Wingdings" w:hAnsi="Wingdings" w:hint="default"/>
+        <w:rFonts w:hint="default" w:ascii="Wingdings" w:hAnsi="Wingdings"/>
       </w:rPr>
     </w:lvl>
     <w:lvl w:ilvl="6" w:tplc="04090001" w:tentative="1">
@@ -5157,7 +4798,7 @@
         <w:ind w:left="5040" w:hanging="360"/>
       </w:pPr>
       <w:rPr>
-        <w:rFonts w:ascii="Symbol" w:hAnsi="Symbol" w:hint="default"/>
+        <w:rFonts w:hint="default" w:ascii="Symbol" w:hAnsi="Symbol"/>
       </w:rPr>
     </w:lvl>
     <w:lvl w:ilvl="7" w:tplc="04090003" w:tentative="1">
@@ -5169,7 +4810,7 @@
         <w:ind w:left="5760" w:hanging="360"/>
       </w:pPr>
       <w:rPr>
-        <w:rFonts w:ascii="Courier New" w:hAnsi="Courier New" w:cs="Courier New" w:hint="default"/>
+        <w:rFonts w:hint="default" w:ascii="Courier New" w:hAnsi="Courier New" w:cs="Courier New"/>
       </w:rPr>
     </w:lvl>
     <w:lvl w:ilvl="8" w:tplc="04090005" w:tentative="1">
@@ -5181,7 +4822,7 @@
         <w:ind w:left="6480" w:hanging="360"/>
       </w:pPr>
       <w:rPr>
-        <w:rFonts w:ascii="Wingdings" w:hAnsi="Wingdings" w:hint="default"/>
+        <w:rFonts w:hint="default" w:ascii="Wingdings" w:hAnsi="Wingdings"/>
       </w:rPr>
     </w:lvl>
   </w:abstractNum>
@@ -5312,7 +4953,7 @@
   <w:docDefaults>
     <w:rPrDefault>
       <w:rPr>
-        <w:rFonts w:asciiTheme="minorHAnsi" w:eastAsiaTheme="minorHAnsi" w:hAnsiTheme="minorHAnsi" w:cstheme="minorBidi"/>
+        <w:rFonts w:asciiTheme="minorHAnsi" w:hAnsiTheme="minorHAnsi" w:eastAsiaTheme="minorHAnsi" w:cstheme="minorBidi"/>
         <w:kern w:val="2"/>
         <w:sz w:val="22"/>
         <w:szCs w:val="22"/>
@@ -5329,14 +4970,14 @@
   <w:latentStyles w:defLockedState="0" w:defUIPriority="99" w:defSemiHidden="0" w:defUnhideWhenUsed="0" w:defQFormat="0" w:count="376">
     <w:lsdException w:name="Normal" w:uiPriority="0" w:qFormat="1"/>
     <w:lsdException w:name="heading 1" w:uiPriority="9" w:qFormat="1"/>
-    <w:lsdException w:name="heading 2" w:semiHidden="1" w:uiPriority="9" w:unhideWhenUsed="1" w:qFormat="1"/>
-    <w:lsdException w:name="heading 3" w:semiHidden="1" w:uiPriority="9" w:unhideWhenUsed="1" w:qFormat="1"/>
-    <w:lsdException w:name="heading 4" w:semiHidden="1" w:uiPriority="9" w:unhideWhenUsed="1" w:qFormat="1"/>
-    <w:lsdException w:name="heading 5" w:semiHidden="1" w:uiPriority="9" w:unhideWhenUsed="1" w:qFormat="1"/>
-    <w:lsdException w:name="heading 6" w:semiHidden="1" w:uiPriority="9" w:unhideWhenUsed="1" w:qFormat="1"/>
-    <w:lsdException w:name="heading 7" w:semiHidden="1" w:uiPriority="9" w:unhideWhenUsed="1" w:qFormat="1"/>
-    <w:lsdException w:name="heading 8" w:semiHidden="1" w:uiPriority="9" w:unhideWhenUsed="1" w:qFormat="1"/>
-    <w:lsdException w:name="heading 9" w:semiHidden="1" w:uiPriority="9" w:unhideWhenUsed="1" w:qFormat="1"/>
+    <w:lsdException w:name="heading 2" w:uiPriority="9" w:semiHidden="1" w:unhideWhenUsed="1" w:qFormat="1"/>
+    <w:lsdException w:name="heading 3" w:uiPriority="9" w:semiHidden="1" w:unhideWhenUsed="1" w:qFormat="1"/>
+    <w:lsdException w:name="heading 4" w:uiPriority="9" w:semiHidden="1" w:unhideWhenUsed="1" w:qFormat="1"/>
+    <w:lsdException w:name="heading 5" w:uiPriority="9" w:semiHidden="1" w:unhideWhenUsed="1" w:qFormat="1"/>
+    <w:lsdException w:name="heading 6" w:uiPriority="9" w:semiHidden="1" w:unhideWhenUsed="1" w:qFormat="1"/>
+    <w:lsdException w:name="heading 7" w:uiPriority="9" w:semiHidden="1" w:unhideWhenUsed="1" w:qFormat="1"/>
+    <w:lsdException w:name="heading 8" w:uiPriority="9" w:semiHidden="1" w:unhideWhenUsed="1" w:qFormat="1"/>
+    <w:lsdException w:name="heading 9" w:uiPriority="9" w:semiHidden="1" w:unhideWhenUsed="1" w:qFormat="1"/>
     <w:lsdException w:name="index 1" w:semiHidden="1" w:unhideWhenUsed="1"/>
     <w:lsdException w:name="index 2" w:semiHidden="1" w:unhideWhenUsed="1"/>
     <w:lsdException w:name="index 3" w:semiHidden="1" w:unhideWhenUsed="1"/>
@@ -5346,22 +4987,22 @@
     <w:lsdException w:name="index 7" w:semiHidden="1" w:unhideWhenUsed="1"/>
     <w:lsdException w:name="index 8" w:semiHidden="1" w:unhideWhenUsed="1"/>
     <w:lsdException w:name="index 9" w:semiHidden="1" w:unhideWhenUsed="1"/>
-    <w:lsdException w:name="toc 1" w:semiHidden="1" w:uiPriority="39" w:unhideWhenUsed="1"/>
-    <w:lsdException w:name="toc 2" w:semiHidden="1" w:uiPriority="39" w:unhideWhenUsed="1"/>
-    <w:lsdException w:name="toc 3" w:semiHidden="1" w:uiPriority="39" w:unhideWhenUsed="1"/>
-    <w:lsdException w:name="toc 4" w:semiHidden="1" w:uiPriority="39" w:unhideWhenUsed="1"/>
-    <w:lsdException w:name="toc 5" w:semiHidden="1" w:uiPriority="39" w:unhideWhenUsed="1"/>
-    <w:lsdException w:name="toc 6" w:semiHidden="1" w:uiPriority="39" w:unhideWhenUsed="1"/>
-    <w:lsdException w:name="toc 7" w:semiHidden="1" w:uiPriority="39" w:unhideWhenUsed="1"/>
-    <w:lsdException w:name="toc 8" w:semiHidden="1" w:uiPriority="39" w:unhideWhenUsed="1"/>
-    <w:lsdException w:name="toc 9" w:semiHidden="1" w:uiPriority="39" w:unhideWhenUsed="1"/>
+    <w:lsdException w:name="toc 1" w:uiPriority="39" w:semiHidden="1" w:unhideWhenUsed="1"/>
+    <w:lsdException w:name="toc 2" w:uiPriority="39" w:semiHidden="1" w:unhideWhenUsed="1"/>
+    <w:lsdException w:name="toc 3" w:uiPriority="39" w:semiHidden="1" w:unhideWhenUsed="1"/>
+    <w:lsdException w:name="toc 4" w:uiPriority="39" w:semiHidden="1" w:unhideWhenUsed="1"/>
+    <w:lsdException w:name="toc 5" w:uiPriority="39" w:semiHidden="1" w:unhideWhenUsed="1"/>
+    <w:lsdException w:name="toc 6" w:uiPriority="39" w:semiHidden="1" w:unhideWhenUsed="1"/>
+    <w:lsdException w:name="toc 7" w:uiPriority="39" w:semiHidden="1" w:unhideWhenUsed="1"/>
+    <w:lsdException w:name="toc 8" w:uiPriority="39" w:semiHidden="1" w:unhideWhenUsed="1"/>
+    <w:lsdException w:name="toc 9" w:uiPriority="39" w:semiHidden="1" w:unhideWhenUsed="1"/>
     <w:lsdException w:name="Normal Indent" w:semiHidden="1" w:unhideWhenUsed="1"/>
     <w:lsdException w:name="footnote text" w:semiHidden="1" w:unhideWhenUsed="1"/>
     <w:lsdException w:name="annotation text" w:semiHidden="1" w:unhideWhenUsed="1"/>
     <w:lsdException w:name="header" w:semiHidden="1" w:unhideWhenUsed="1"/>
     <w:lsdException w:name="footer" w:semiHidden="1" w:unhideWhenUsed="1"/>
     <w:lsdException w:name="index heading" w:semiHidden="1" w:unhideWhenUsed="1"/>
-    <w:lsdException w:name="caption" w:semiHidden="1" w:uiPriority="35" w:unhideWhenUsed="1" w:qFormat="1"/>
+    <w:lsdException w:name="caption" w:uiPriority="35" w:semiHidden="1" w:unhideWhenUsed="1" w:qFormat="1"/>
     <w:lsdException w:name="table of figures" w:semiHidden="1" w:unhideWhenUsed="1"/>
     <w:lsdException w:name="envelope address" w:semiHidden="1" w:unhideWhenUsed="1"/>
     <w:lsdException w:name="envelope return" w:semiHidden="1" w:unhideWhenUsed="1"/>
@@ -5392,7 +5033,7 @@
     <w:lsdException w:name="Title" w:uiPriority="10" w:qFormat="1"/>
     <w:lsdException w:name="Closing" w:semiHidden="1" w:unhideWhenUsed="1"/>
     <w:lsdException w:name="Signature" w:semiHidden="1" w:unhideWhenUsed="1"/>
-    <w:lsdException w:name="Default Paragraph Font" w:semiHidden="1" w:uiPriority="1" w:unhideWhenUsed="1"/>
+    <w:lsdException w:name="Default Paragraph Font" w:uiPriority="1" w:semiHidden="1" w:unhideWhenUsed="1"/>
     <w:lsdException w:name="Body Text" w:semiHidden="1" w:unhideWhenUsed="1"/>
     <w:lsdException w:name="Body Text Indent" w:semiHidden="1" w:unhideWhenUsed="1"/>
     <w:lsdException w:name="List Continue" w:semiHidden="1" w:unhideWhenUsed="1"/>
@@ -5592,8 +5233,8 @@
     <w:lsdException w:name="Subtle Reference" w:uiPriority="31" w:qFormat="1"/>
     <w:lsdException w:name="Intense Reference" w:uiPriority="32" w:qFormat="1"/>
     <w:lsdException w:name="Book Title" w:uiPriority="33" w:qFormat="1"/>
-    <w:lsdException w:name="Bibliography" w:semiHidden="1" w:uiPriority="37" w:unhideWhenUsed="1"/>
-    <w:lsdException w:name="TOC Heading" w:semiHidden="1" w:uiPriority="39" w:unhideWhenUsed="1" w:qFormat="1"/>
+    <w:lsdException w:name="Bibliography" w:uiPriority="37" w:semiHidden="1" w:unhideWhenUsed="1"/>
+    <w:lsdException w:name="TOC Heading" w:uiPriority="39" w:semiHidden="1" w:unhideWhenUsed="1" w:qFormat="1"/>
     <w:lsdException w:name="Plain Table 1" w:uiPriority="41"/>
     <w:lsdException w:name="Plain Table 2" w:uiPriority="42"/>
     <w:lsdException w:name="Plain Table 3" w:uiPriority="43"/>
@@ -5704,7 +5345,7 @@
     <w:lsdException w:name="Unresolved Mention" w:semiHidden="1" w:unhideWhenUsed="1"/>
     <w:lsdException w:name="Smart Link" w:semiHidden="1" w:unhideWhenUsed="1"/>
   </w:latentStyles>
-  <w:style w:type="paragraph" w:default="1" w:styleId="Normal">
+  <w:style w:type="paragraph" w:styleId="Normal" w:default="1">
     <w:name w:val="Normal"/>
     <w:qFormat/>
     <w:rsid w:val="001E0231"/>
@@ -5712,7 +5353,7 @@
       <w:spacing w:after="0" w:line="240" w:lineRule="auto"/>
     </w:pPr>
     <w:rPr>
-      <w:rFonts w:ascii="VNI-Times" w:eastAsia="Times New Roman" w:hAnsi="VNI-Times" w:cs="Times New Roman"/>
+      <w:rFonts w:ascii="VNI-Times" w:hAnsi="VNI-Times" w:eastAsia="Times New Roman" w:cs="Times New Roman"/>
       <w:kern w:val="0"/>
       <w:sz w:val="26"/>
       <w:szCs w:val="20"/>
@@ -5735,7 +5376,7 @@
       <w:outlineLvl w:val="0"/>
     </w:pPr>
     <w:rPr>
-      <w:rFonts w:asciiTheme="majorHAnsi" w:eastAsiaTheme="majorEastAsia" w:hAnsiTheme="majorHAnsi" w:cstheme="majorBidi"/>
+      <w:rFonts w:asciiTheme="majorHAnsi" w:hAnsiTheme="majorHAnsi" w:eastAsiaTheme="majorEastAsia" w:cstheme="majorBidi"/>
       <w:color w:val="0F4761" w:themeColor="accent1" w:themeShade="BF"/>
       <w:sz w:val="40"/>
       <w:szCs w:val="40"/>
@@ -5758,7 +5399,7 @@
       <w:outlineLvl w:val="1"/>
     </w:pPr>
     <w:rPr>
-      <w:rFonts w:asciiTheme="majorHAnsi" w:eastAsiaTheme="majorEastAsia" w:hAnsiTheme="majorHAnsi" w:cstheme="majorBidi"/>
+      <w:rFonts w:asciiTheme="majorHAnsi" w:hAnsiTheme="majorHAnsi" w:eastAsiaTheme="majorEastAsia" w:cstheme="majorBidi"/>
       <w:color w:val="0F4761" w:themeColor="accent1" w:themeShade="BF"/>
       <w:sz w:val="32"/>
       <w:szCs w:val="32"/>
@@ -5917,13 +5558,13 @@
       <w:color w:val="272727" w:themeColor="text1" w:themeTint="D8"/>
     </w:rPr>
   </w:style>
-  <w:style w:type="character" w:default="1" w:styleId="DefaultParagraphFont">
+  <w:style w:type="character" w:styleId="DefaultParagraphFont" w:default="1">
     <w:name w:val="Default Paragraph Font"/>
     <w:uiPriority w:val="1"/>
     <w:semiHidden/>
     <w:unhideWhenUsed/>
   </w:style>
-  <w:style w:type="table" w:default="1" w:styleId="TableNormal">
+  <w:style w:type="table" w:styleId="TableNormal" w:default="1">
     <w:name w:val="Normal Table"/>
     <w:uiPriority w:val="99"/>
     <w:semiHidden/>
@@ -5938,26 +5579,26 @@
       </w:tblCellMar>
     </w:tblPr>
   </w:style>
-  <w:style w:type="numbering" w:default="1" w:styleId="NoList">
+  <w:style w:type="numbering" w:styleId="NoList" w:default="1">
     <w:name w:val="No List"/>
     <w:uiPriority w:val="99"/>
     <w:semiHidden/>
     <w:unhideWhenUsed/>
   </w:style>
-  <w:style w:type="character" w:customStyle="1" w:styleId="Heading1Char">
+  <w:style w:type="character" w:styleId="Heading1Char" w:customStyle="1">
     <w:name w:val="Heading 1 Char"/>
     <w:basedOn w:val="DefaultParagraphFont"/>
     <w:link w:val="Heading1"/>
     <w:uiPriority w:val="9"/>
     <w:rsid w:val="000C456D"/>
     <w:rPr>
-      <w:rFonts w:asciiTheme="majorHAnsi" w:eastAsiaTheme="majorEastAsia" w:hAnsiTheme="majorHAnsi" w:cstheme="majorBidi"/>
+      <w:rFonts w:asciiTheme="majorHAnsi" w:hAnsiTheme="majorHAnsi" w:eastAsiaTheme="majorEastAsia" w:cstheme="majorBidi"/>
       <w:color w:val="0F4761" w:themeColor="accent1" w:themeShade="BF"/>
       <w:sz w:val="40"/>
       <w:szCs w:val="40"/>
     </w:rPr>
   </w:style>
-  <w:style w:type="character" w:customStyle="1" w:styleId="Heading2Char">
+  <w:style w:type="character" w:styleId="Heading2Char" w:customStyle="1">
     <w:name w:val="Heading 2 Char"/>
     <w:basedOn w:val="DefaultParagraphFont"/>
     <w:link w:val="Heading2"/>
@@ -5965,13 +5606,13 @@
     <w:semiHidden/>
     <w:rsid w:val="000C456D"/>
     <w:rPr>
-      <w:rFonts w:asciiTheme="majorHAnsi" w:eastAsiaTheme="majorEastAsia" w:hAnsiTheme="majorHAnsi" w:cstheme="majorBidi"/>
+      <w:rFonts w:asciiTheme="majorHAnsi" w:hAnsiTheme="majorHAnsi" w:eastAsiaTheme="majorEastAsia" w:cstheme="majorBidi"/>
       <w:color w:val="0F4761" w:themeColor="accent1" w:themeShade="BF"/>
       <w:sz w:val="32"/>
       <w:szCs w:val="32"/>
     </w:rPr>
   </w:style>
-  <w:style w:type="character" w:customStyle="1" w:styleId="Heading3Char">
+  <w:style w:type="character" w:styleId="Heading3Char" w:customStyle="1">
     <w:name w:val="Heading 3 Char"/>
     <w:basedOn w:val="DefaultParagraphFont"/>
     <w:link w:val="Heading3"/>
@@ -5985,7 +5626,7 @@
       <w:szCs w:val="28"/>
     </w:rPr>
   </w:style>
-  <w:style w:type="character" w:customStyle="1" w:styleId="Heading4Char">
+  <w:style w:type="character" w:styleId="Heading4Char" w:customStyle="1">
     <w:name w:val="Heading 4 Char"/>
     <w:basedOn w:val="DefaultParagraphFont"/>
     <w:link w:val="Heading4"/>
@@ -5999,7 +5640,7 @@
       <w:color w:val="0F4761" w:themeColor="accent1" w:themeShade="BF"/>
     </w:rPr>
   </w:style>
-  <w:style w:type="character" w:customStyle="1" w:styleId="Heading5Char">
+  <w:style w:type="character" w:styleId="Heading5Char" w:customStyle="1">
     <w:name w:val="Heading 5 Char"/>
     <w:basedOn w:val="DefaultParagraphFont"/>
     <w:link w:val="Heading5"/>
@@ -6011,7 +5652,7 @@
       <w:color w:val="0F4761" w:themeColor="accent1" w:themeShade="BF"/>
     </w:rPr>
   </w:style>
-  <w:style w:type="character" w:customStyle="1" w:styleId="Heading6Char">
+  <w:style w:type="character" w:styleId="Heading6Char" w:customStyle="1">
     <w:name w:val="Heading 6 Char"/>
     <w:basedOn w:val="DefaultParagraphFont"/>
     <w:link w:val="Heading6"/>
@@ -6025,7 +5666,7 @@
       <w:color w:val="595959" w:themeColor="text1" w:themeTint="A6"/>
     </w:rPr>
   </w:style>
-  <w:style w:type="character" w:customStyle="1" w:styleId="Heading7Char">
+  <w:style w:type="character" w:styleId="Heading7Char" w:customStyle="1">
     <w:name w:val="Heading 7 Char"/>
     <w:basedOn w:val="DefaultParagraphFont"/>
     <w:link w:val="Heading7"/>
@@ -6037,7 +5678,7 @@
       <w:color w:val="595959" w:themeColor="text1" w:themeTint="A6"/>
     </w:rPr>
   </w:style>
-  <w:style w:type="character" w:customStyle="1" w:styleId="Heading8Char">
+  <w:style w:type="character" w:styleId="Heading8Char" w:customStyle="1">
     <w:name w:val="Heading 8 Char"/>
     <w:basedOn w:val="DefaultParagraphFont"/>
     <w:link w:val="Heading8"/>
@@ -6051,7 +5692,7 @@
       <w:color w:val="272727" w:themeColor="text1" w:themeTint="D8"/>
     </w:rPr>
   </w:style>
-  <w:style w:type="character" w:customStyle="1" w:styleId="Heading9Char">
+  <w:style w:type="character" w:styleId="Heading9Char" w:customStyle="1">
     <w:name w:val="Heading 9 Char"/>
     <w:basedOn w:val="DefaultParagraphFont"/>
     <w:link w:val="Heading9"/>
@@ -6076,21 +5717,21 @@
       <w:contextualSpacing/>
     </w:pPr>
     <w:rPr>
-      <w:rFonts w:asciiTheme="majorHAnsi" w:eastAsiaTheme="majorEastAsia" w:hAnsiTheme="majorHAnsi" w:cstheme="majorBidi"/>
+      <w:rFonts w:asciiTheme="majorHAnsi" w:hAnsiTheme="majorHAnsi" w:eastAsiaTheme="majorEastAsia" w:cstheme="majorBidi"/>
       <w:spacing w:val="-10"/>
       <w:kern w:val="28"/>
       <w:sz w:val="56"/>
       <w:szCs w:val="56"/>
     </w:rPr>
   </w:style>
-  <w:style w:type="character" w:customStyle="1" w:styleId="TitleChar">
+  <w:style w:type="character" w:styleId="TitleChar" w:customStyle="1">
     <w:name w:val="Title Char"/>
     <w:basedOn w:val="DefaultParagraphFont"/>
     <w:link w:val="Title"/>
     <w:uiPriority w:val="10"/>
     <w:rsid w:val="000C456D"/>
     <w:rPr>
-      <w:rFonts w:asciiTheme="majorHAnsi" w:eastAsiaTheme="majorEastAsia" w:hAnsiTheme="majorHAnsi" w:cstheme="majorBidi"/>
+      <w:rFonts w:asciiTheme="majorHAnsi" w:hAnsiTheme="majorHAnsi" w:eastAsiaTheme="majorEastAsia" w:cstheme="majorBidi"/>
       <w:spacing w:val="-10"/>
       <w:kern w:val="28"/>
       <w:sz w:val="56"/>
@@ -6118,7 +5759,7 @@
       <w:szCs w:val="28"/>
     </w:rPr>
   </w:style>
-  <w:style w:type="character" w:customStyle="1" w:styleId="SubtitleChar">
+  <w:style w:type="character" w:styleId="SubtitleChar" w:customStyle="1">
     <w:name w:val="Subtitle Char"/>
     <w:basedOn w:val="DefaultParagraphFont"/>
     <w:link w:val="Subtitle"/>
@@ -6150,7 +5791,7 @@
       <w:color w:val="404040" w:themeColor="text1" w:themeTint="BF"/>
     </w:rPr>
   </w:style>
-  <w:style w:type="character" w:customStyle="1" w:styleId="QuoteChar">
+  <w:style w:type="character" w:styleId="QuoteChar" w:customStyle="1">
     <w:name w:val="Quote Char"/>
     <w:basedOn w:val="DefaultParagraphFont"/>
     <w:link w:val="Quote"/>
@@ -6195,8 +5836,8 @@
     <w:rsid w:val="000C456D"/>
     <w:pPr>
       <w:pBdr>
-        <w:top w:val="single" w:sz="4" w:space="10" w:color="0F4761" w:themeColor="accent1" w:themeShade="BF"/>
-        <w:bottom w:val="single" w:sz="4" w:space="10" w:color="0F4761" w:themeColor="accent1" w:themeShade="BF"/>
+        <w:top w:val="single" w:color="0F4761" w:themeColor="accent1" w:themeShade="BF" w:sz="4" w:space="10"/>
+        <w:bottom w:val="single" w:color="0F4761" w:themeColor="accent1" w:themeShade="BF" w:sz="4" w:space="10"/>
       </w:pBdr>
       <w:spacing w:before="360" w:after="360"/>
       <w:ind w:left="864" w:right="864"/>
@@ -6208,7 +5849,7 @@
       <w:color w:val="0F4761" w:themeColor="accent1" w:themeShade="BF"/>
     </w:rPr>
   </w:style>
-  <w:style w:type="character" w:customStyle="1" w:styleId="IntenseQuoteChar">
+  <w:style w:type="character" w:styleId="IntenseQuoteChar" w:customStyle="1">
     <w:name w:val="Intense Quote Char"/>
     <w:basedOn w:val="DefaultParagraphFont"/>
     <w:link w:val="IntenseQuote"/>
@@ -6245,7 +5886,7 @@
       <w:iCs/>
     </w:rPr>
   </w:style>
-  <w:style w:type="paragraph" w:customStyle="1" w:styleId="TableParagraph">
+  <w:style w:type="paragraph" w:styleId="TableParagraph" w:customStyle="1">
     <w:name w:val="Table Paragraph"/>
     <w:basedOn w:val="Normal"/>
     <w:uiPriority w:val="1"/>
@@ -6268,7 +5909,7 @@
 </file>
 
 <file path=word/theme/theme1.xml><?xml version="1.0" encoding="utf-8"?>
-<a:theme xmlns:a="http://schemas.openxmlformats.org/drawingml/2006/main" name="Office Theme">
+<a:theme xmlns:thm15="http://schemas.microsoft.com/office/thememl/2012/main" xmlns:a="http://schemas.openxmlformats.org/drawingml/2006/main" name="Office Theme">
   <a:themeElements>
     <a:clrScheme name="Office">
       <a:dk1>
